--- a/Var5/ЛБ5_Десятов_V3.docx
+++ b/Var5/ЛБ5_Десятов_V3.docx
@@ -4648,7 +4648,7 @@
             <v:path o:extrusionok="f" gradientshapeok="t" o:connecttype="rect"/>
             <o:lock v:ext="edit" aspectratio="t"/>
           </v:shapetype>
-          <v:shape id="_x0000_i1025" type="#_x0000_t75" style="width:467.05pt;height:150.9pt">
+          <v:shape id="_x0000_i1025" type="#_x0000_t75" style="width:467.35pt;height:151.05pt">
             <v:imagedata r:id="rId9" o:title="new"/>
           </v:shape>
         </w:pict>
@@ -4821,12 +4821,7 @@
         <w:t xml:space="preserve">     </w:t>
       </w:r>
       <w:r>
-        <w:t xml:space="preserve">Таблица 1 – </w:t>
-      </w:r>
-      <w:commentRangeStart w:id="11"/>
-      <w:commentRangeStart w:id="12"/>
-      <w:r>
-        <w:t>Описание интерфейса</w:t>
+        <w:t>Таблица 1 – Описание интерфейса</w:t>
       </w:r>
       <w:r>
         <w:t xml:space="preserve"> </w:t>
@@ -4841,25 +4836,7 @@
       <w:r>
         <w:t>Discount</w:t>
       </w:r>
-      <w:commentRangeEnd w:id="11"/>
       <w:proofErr w:type="spellEnd"/>
-      <w:r>
-        <w:rPr>
-          <w:rStyle w:val="ab"/>
-          <w:rFonts w:asciiTheme="minorHAnsi" w:eastAsiaTheme="minorHAnsi" w:hAnsiTheme="minorHAnsi" w:cstheme="minorBidi"/>
-          <w:lang w:eastAsia="en-US"/>
-        </w:rPr>
-        <w:commentReference w:id="11"/>
-      </w:r>
-      <w:commentRangeEnd w:id="12"/>
-      <w:r>
-        <w:rPr>
-          <w:rStyle w:val="ab"/>
-          <w:rFonts w:asciiTheme="minorHAnsi" w:eastAsiaTheme="minorHAnsi" w:hAnsiTheme="minorHAnsi" w:cstheme="minorBidi"/>
-          <w:lang w:eastAsia="en-US"/>
-        </w:rPr>
-        <w:commentReference w:id="12"/>
-      </w:r>
     </w:p>
     <w:tbl>
       <w:tblPr>
@@ -8046,7 +8023,7 @@
       <w:r>
         <w:t xml:space="preserve"> </w:t>
       </w:r>
-      <w:bookmarkStart w:id="13" w:name="_Toc228030588"/>
+      <w:bookmarkStart w:id="11" w:name="_Toc228030588"/>
       <w:r>
         <w:t xml:space="preserve">Дерево ветвлений </w:t>
       </w:r>
@@ -8056,7 +8033,7 @@
         </w:rPr>
         <w:t>Git</w:t>
       </w:r>
-      <w:bookmarkEnd w:id="13"/>
+      <w:bookmarkEnd w:id="11"/>
     </w:p>
     <w:p>
       <w:pPr>
@@ -8106,6 +8083,316 @@
             <wp:extent cx="4135023" cy="4149306"/>
             <wp:effectExtent l="0" t="0" r="0" b="3810"/>
             <wp:docPr id="7" name="Рисунок 7"/>
+            <wp:cNvGraphicFramePr>
+              <a:graphicFrameLocks xmlns:a="http://schemas.openxmlformats.org/drawingml/2006/main" noChangeAspect="1"/>
+            </wp:cNvGraphicFramePr>
+            <a:graphic xmlns:a="http://schemas.openxmlformats.org/drawingml/2006/main">
+              <a:graphicData uri="http://schemas.openxmlformats.org/drawingml/2006/picture">
+                <pic:pic xmlns:pic="http://schemas.openxmlformats.org/drawingml/2006/picture">
+                  <pic:nvPicPr>
+                    <pic:cNvPr id="1" name=""/>
+                    <pic:cNvPicPr/>
+                  </pic:nvPicPr>
+                  <pic:blipFill>
+                    <a:blip r:embed="rId11"/>
+                    <a:stretch>
+                      <a:fillRect/>
+                    </a:stretch>
+                  </pic:blipFill>
+                  <pic:spPr>
+                    <a:xfrm>
+                      <a:off x="0" y="0"/>
+                      <a:ext cx="4138352" cy="4152647"/>
+                    </a:xfrm>
+                    <a:prstGeom prst="rect">
+                      <a:avLst/>
+                    </a:prstGeom>
+                  </pic:spPr>
+                </pic:pic>
+              </a:graphicData>
+            </a:graphic>
+          </wp:inline>
+        </w:drawing>
+      </w:r>
+    </w:p>
+    <w:p>
+      <w:pPr>
+        <w:pStyle w:val="TNR"/>
+        <w:ind w:hanging="426"/>
+        <w:jc w:val="center"/>
+        <w:rPr>
+          <w:lang w:val="en-US"/>
+        </w:rPr>
+      </w:pPr>
+      <w:r>
+        <w:t xml:space="preserve">Рисунок 3 – Дерево ветвлений </w:t>
+      </w:r>
+      <w:r>
+        <w:rPr>
+          <w:lang w:val="en-US"/>
+        </w:rPr>
+        <w:t>Git</w:t>
+      </w:r>
+    </w:p>
+    <w:p>
+      <w:pPr>
+        <w:pStyle w:val="2"/>
+      </w:pPr>
+      <w:r>
+        <w:rPr>
+          <w:lang w:val="en-US"/>
+        </w:rPr>
+        <w:t xml:space="preserve"> </w:t>
+      </w:r>
+      <w:bookmarkStart w:id="12" w:name="_Toc228030589"/>
+      <w:r>
+        <w:t>Тестирование программы</w:t>
+      </w:r>
+      <w:bookmarkEnd w:id="12"/>
+    </w:p>
+    <w:p>
+      <w:pPr>
+        <w:pStyle w:val="TNR"/>
+      </w:pPr>
+      <w:r>
+        <w:t>Далее приводится процесс функционального тестирования программы.</w:t>
+      </w:r>
+    </w:p>
+    <w:p>
+      <w:pPr>
+        <w:pStyle w:val="TNR"/>
+        <w:ind w:firstLine="0"/>
+        <w:jc w:val="center"/>
+      </w:pPr>
+      <w:r>
+        <w:rPr>
+          <w:noProof/>
+        </w:rPr>
+        <w:drawing>
+          <wp:inline distT="0" distB="0" distL="0" distR="0" wp14:anchorId="72229126" wp14:editId="5950A65F">
+            <wp:extent cx="4679425" cy="2527540"/>
+            <wp:effectExtent l="0" t="0" r="6985" b="6350"/>
+            <wp:docPr id="1" name="Рисунок 1"/>
+            <wp:cNvGraphicFramePr>
+              <a:graphicFrameLocks xmlns:a="http://schemas.openxmlformats.org/drawingml/2006/main" noChangeAspect="1"/>
+            </wp:cNvGraphicFramePr>
+            <a:graphic xmlns:a="http://schemas.openxmlformats.org/drawingml/2006/main">
+              <a:graphicData uri="http://schemas.openxmlformats.org/drawingml/2006/picture">
+                <pic:pic xmlns:pic="http://schemas.openxmlformats.org/drawingml/2006/picture">
+                  <pic:nvPicPr>
+                    <pic:cNvPr id="1" name=""/>
+                    <pic:cNvPicPr/>
+                  </pic:nvPicPr>
+                  <pic:blipFill>
+                    <a:blip r:embed="rId12"/>
+                    <a:stretch>
+                      <a:fillRect/>
+                    </a:stretch>
+                  </pic:blipFill>
+                  <pic:spPr>
+                    <a:xfrm>
+                      <a:off x="0" y="0"/>
+                      <a:ext cx="4697876" cy="2537506"/>
+                    </a:xfrm>
+                    <a:prstGeom prst="rect">
+                      <a:avLst/>
+                    </a:prstGeom>
+                  </pic:spPr>
+                </pic:pic>
+              </a:graphicData>
+            </a:graphic>
+          </wp:inline>
+        </w:drawing>
+      </w:r>
+    </w:p>
+    <w:p>
+      <w:pPr>
+        <w:pStyle w:val="TNR"/>
+        <w:ind w:firstLine="0"/>
+        <w:jc w:val="center"/>
+      </w:pPr>
+      <w:r>
+        <w:t>Рисунок 4 – Графический интерфейс</w:t>
+      </w:r>
+    </w:p>
+    <w:p>
+      <w:pPr>
+        <w:pStyle w:val="3"/>
+      </w:pPr>
+      <w:bookmarkStart w:id="13" w:name="_Toc228030590"/>
+      <w:r>
+        <w:lastRenderedPageBreak/>
+        <w:t>Тест №1 – Добавление элемента</w:t>
+      </w:r>
+      <w:bookmarkEnd w:id="13"/>
+    </w:p>
+    <w:p>
+      <w:pPr>
+        <w:pStyle w:val="TNR"/>
+      </w:pPr>
+      <w:r>
+        <w:t>Для добавления элемента необходимо вызвать соответствующую форму путём нажатия кнопки «Добави</w:t>
+      </w:r>
+      <w:r>
+        <w:t>ть скидку</w:t>
+      </w:r>
+      <w:r>
+        <w:t>»</w:t>
+      </w:r>
+      <w:r>
+        <w:t xml:space="preserve">. </w:t>
+      </w:r>
+      <w:r>
+        <w:t xml:space="preserve">На рисунке </w:t>
+      </w:r>
+      <w:r>
+        <w:t>5</w:t>
+      </w:r>
+      <w:r>
+        <w:t xml:space="preserve"> изображено окно добавления скидки.</w:t>
+      </w:r>
+    </w:p>
+    <w:p>
+      <w:pPr>
+        <w:pStyle w:val="TNR"/>
+        <w:ind w:firstLine="0"/>
+        <w:jc w:val="center"/>
+      </w:pPr>
+      <w:r>
+        <w:rPr>
+          <w:noProof/>
+        </w:rPr>
+        <w:drawing>
+          <wp:inline distT="0" distB="0" distL="0" distR="0" wp14:anchorId="041F1366" wp14:editId="4FFB417C">
+            <wp:extent cx="2507183" cy="3113314"/>
+            <wp:effectExtent l="0" t="0" r="7620" b="0"/>
+            <wp:docPr id="13" name="Рисунок 13"/>
+            <wp:cNvGraphicFramePr>
+              <a:graphicFrameLocks xmlns:a="http://schemas.openxmlformats.org/drawingml/2006/main" noChangeAspect="1"/>
+            </wp:cNvGraphicFramePr>
+            <a:graphic xmlns:a="http://schemas.openxmlformats.org/drawingml/2006/main">
+              <a:graphicData uri="http://schemas.openxmlformats.org/drawingml/2006/picture">
+                <pic:pic xmlns:pic="http://schemas.openxmlformats.org/drawingml/2006/picture">
+                  <pic:nvPicPr>
+                    <pic:cNvPr id="1" name=""/>
+                    <pic:cNvPicPr/>
+                  </pic:nvPicPr>
+                  <pic:blipFill>
+                    <a:blip r:embed="rId13"/>
+                    <a:stretch>
+                      <a:fillRect/>
+                    </a:stretch>
+                  </pic:blipFill>
+                  <pic:spPr>
+                    <a:xfrm>
+                      <a:off x="0" y="0"/>
+                      <a:ext cx="2521585" cy="3131198"/>
+                    </a:xfrm>
+                    <a:prstGeom prst="rect">
+                      <a:avLst/>
+                    </a:prstGeom>
+                  </pic:spPr>
+                </pic:pic>
+              </a:graphicData>
+            </a:graphic>
+          </wp:inline>
+        </w:drawing>
+      </w:r>
+    </w:p>
+    <w:p>
+      <w:pPr>
+        <w:pStyle w:val="TNR"/>
+        <w:ind w:firstLine="0"/>
+        <w:jc w:val="center"/>
+      </w:pPr>
+      <w:r>
+        <w:t>Рисунок 5 – Форма для добавления скидки</w:t>
+      </w:r>
+    </w:p>
+    <w:p>
+      <w:pPr>
+        <w:pStyle w:val="TNR"/>
+      </w:pPr>
+      <w:r>
+        <w:t xml:space="preserve">Пользователь должен внести корректные данные в каждое поле для продолжения. </w:t>
+      </w:r>
+      <w:r>
+        <w:t>Пример приведен на рисунке 6.</w:t>
+      </w:r>
+    </w:p>
+    <w:p>
+      <w:pPr>
+        <w:pStyle w:val="TNR"/>
+        <w:ind w:firstLine="0"/>
+        <w:jc w:val="center"/>
+      </w:pPr>
+      <w:r>
+        <w:rPr>
+          <w:noProof/>
+        </w:rPr>
+        <w:drawing>
+          <wp:inline distT="0" distB="0" distL="0" distR="0" wp14:anchorId="74072242" wp14:editId="3207E99B">
+            <wp:extent cx="2206995" cy="2446020"/>
+            <wp:effectExtent l="0" t="0" r="3175" b="0"/>
+            <wp:docPr id="14" name="Рисунок 14"/>
+            <wp:cNvGraphicFramePr>
+              <a:graphicFrameLocks xmlns:a="http://schemas.openxmlformats.org/drawingml/2006/main" noChangeAspect="1"/>
+            </wp:cNvGraphicFramePr>
+            <a:graphic xmlns:a="http://schemas.openxmlformats.org/drawingml/2006/main">
+              <a:graphicData uri="http://schemas.openxmlformats.org/drawingml/2006/picture">
+                <pic:pic xmlns:pic="http://schemas.openxmlformats.org/drawingml/2006/picture">
+                  <pic:nvPicPr>
+                    <pic:cNvPr id="1" name=""/>
+                    <pic:cNvPicPr/>
+                  </pic:nvPicPr>
+                  <pic:blipFill>
+                    <a:blip r:embed="rId14"/>
+                    <a:stretch>
+                      <a:fillRect/>
+                    </a:stretch>
+                  </pic:blipFill>
+                  <pic:spPr>
+                    <a:xfrm>
+                      <a:off x="0" y="0"/>
+                      <a:ext cx="2209450" cy="2448741"/>
+                    </a:xfrm>
+                    <a:prstGeom prst="rect">
+                      <a:avLst/>
+                    </a:prstGeom>
+                  </pic:spPr>
+                </pic:pic>
+              </a:graphicData>
+            </a:graphic>
+          </wp:inline>
+        </w:drawing>
+      </w:r>
+    </w:p>
+    <w:p>
+      <w:pPr>
+        <w:pStyle w:val="TNR"/>
+        <w:ind w:firstLine="0"/>
+        <w:jc w:val="center"/>
+      </w:pPr>
+      <w:r>
+        <w:t>Рисунок 6 – Заполнение полей</w:t>
+      </w:r>
+    </w:p>
+    <w:p>
+      <w:pPr>
+        <w:pStyle w:val="TNR"/>
+        <w:ind w:firstLine="0"/>
+        <w:jc w:val="center"/>
+      </w:pPr>
+      <w:r>
+        <w:rPr>
+          <w:noProof/>
+        </w:rPr>
+        <w:lastRenderedPageBreak/>
+        <w:drawing>
+          <wp:inline distT="0" distB="0" distL="0" distR="0" wp14:anchorId="1460577E" wp14:editId="7AFC3DF9">
+            <wp:extent cx="5149970" cy="2787754"/>
+            <wp:effectExtent l="0" t="0" r="0" b="0"/>
+            <wp:docPr id="15" name="Рисунок 15"/>
             <wp:cNvGraphicFramePr>
               <a:graphicFrameLocks xmlns:a="http://schemas.openxmlformats.org/drawingml/2006/main" noChangeAspect="1"/>
             </wp:cNvGraphicFramePr>
@@ -8125,7 +8412,7 @@
                   <pic:spPr>
                     <a:xfrm>
                       <a:off x="0" y="0"/>
-                      <a:ext cx="4138352" cy="4152647"/>
+                      <a:ext cx="5161391" cy="2793936"/>
                     </a:xfrm>
                     <a:prstGeom prst="rect">
                       <a:avLst/>
@@ -8141,44 +8428,27 @@
     <w:p>
       <w:pPr>
         <w:pStyle w:val="TNR"/>
-        <w:ind w:hanging="426"/>
         <w:jc w:val="center"/>
+      </w:pPr>
+      <w:r>
+        <w:t>Рисунок 7 – Отображение добавленного элемента</w:t>
+      </w:r>
+    </w:p>
+    <w:p>
+      <w:pPr>
+        <w:pStyle w:val="TNR"/>
         <w:rPr>
           <w:lang w:val="en-US"/>
         </w:rPr>
       </w:pPr>
       <w:r>
-        <w:t xml:space="preserve">Рисунок 3 – Дерево ветвлений </w:t>
-      </w:r>
-      <w:r>
-        <w:rPr>
-          <w:lang w:val="en-US"/>
-        </w:rPr>
-        <w:t>Git</w:t>
-      </w:r>
-    </w:p>
-    <w:p>
-      <w:pPr>
-        <w:pStyle w:val="2"/>
-      </w:pPr>
-      <w:r>
-        <w:rPr>
-          <w:lang w:val="en-US"/>
-        </w:rPr>
-        <w:t xml:space="preserve"> </w:t>
-      </w:r>
-      <w:bookmarkStart w:id="14" w:name="_Toc228030589"/>
-      <w:r>
-        <w:t>Тестирование программы</w:t>
-      </w:r>
-      <w:bookmarkEnd w:id="14"/>
-    </w:p>
-    <w:p>
-      <w:pPr>
-        <w:pStyle w:val="TNR"/>
-      </w:pPr>
-      <w:r>
-        <w:t>Далее приводится процесс функционального тестирования программы.</w:t>
+        <w:t>В программе предусмотрена система обработки некорректного ввода данных пользователем.</w:t>
+      </w:r>
+      <w:r>
+        <w:t xml:space="preserve"> На рисунке 8 приводится пример обработки </w:t>
+      </w:r>
+      <w:r>
+        <w:t>пустого ввода.</w:t>
       </w:r>
     </w:p>
     <w:p>
@@ -8192,10 +8462,10 @@
           <w:noProof/>
         </w:rPr>
         <w:drawing>
-          <wp:inline distT="0" distB="0" distL="0" distR="0" wp14:anchorId="72229126" wp14:editId="5950A65F">
-            <wp:extent cx="4679425" cy="2527540"/>
-            <wp:effectExtent l="0" t="0" r="6985" b="6350"/>
-            <wp:docPr id="1" name="Рисунок 1"/>
+          <wp:inline distT="0" distB="0" distL="0" distR="0" wp14:anchorId="2F7B6E30" wp14:editId="2B52FCF2">
+            <wp:extent cx="2295061" cy="2820838"/>
+            <wp:effectExtent l="0" t="0" r="0" b="0"/>
+            <wp:docPr id="16" name="Рисунок 16"/>
             <wp:cNvGraphicFramePr>
               <a:graphicFrameLocks xmlns:a="http://schemas.openxmlformats.org/drawingml/2006/main" noChangeAspect="1"/>
             </wp:cNvGraphicFramePr>
@@ -8215,7 +8485,7 @@
                   <pic:spPr>
                     <a:xfrm>
                       <a:off x="0" y="0"/>
-                      <a:ext cx="4697876" cy="2537506"/>
+                      <a:ext cx="2298206" cy="2824704"/>
                     </a:xfrm>
                     <a:prstGeom prst="rect">
                       <a:avLst/>
@@ -8235,50 +8505,33 @@
         <w:jc w:val="center"/>
       </w:pPr>
       <w:r>
-        <w:t>Рисунок 4 – Графический интерфейс</w:t>
-      </w:r>
-    </w:p>
-    <w:p>
-      <w:pPr>
-        <w:pStyle w:val="3"/>
-      </w:pPr>
-      <w:bookmarkStart w:id="15" w:name="_Toc228030590"/>
-      <w:r>
-        <w:lastRenderedPageBreak/>
-        <w:t>Тест №1 – Добавление элемента</w:t>
-      </w:r>
-      <w:bookmarkEnd w:id="15"/>
-    </w:p>
-    <w:p>
-      <w:pPr>
-        <w:pStyle w:val="TNR"/>
-      </w:pPr>
-      <w:r>
-        <w:t>Для добавления элемента необходимо вызвать соответствующую форму путём нажатия кнопки «Добави</w:t>
-      </w:r>
-      <w:r>
-        <w:t>ть скидку</w:t>
-      </w:r>
-      <w:r>
-        <w:t>»</w:t>
-      </w:r>
-      <w:r>
-        <w:t xml:space="preserve">. </w:t>
-      </w:r>
-      <w:r>
-        <w:t xml:space="preserve">На рисунке </w:t>
-      </w:r>
-      <w:r>
-        <w:t>5</w:t>
-      </w:r>
-      <w:r>
-        <w:t xml:space="preserve"> изображено окно добавления скидки.</w:t>
-      </w:r>
-    </w:p>
-    <w:p>
-      <w:pPr>
-        <w:pStyle w:val="TNR"/>
-        <w:ind w:firstLine="0"/>
+        <w:t xml:space="preserve">Рисунок 8 – </w:t>
+      </w:r>
+      <w:r>
+        <w:t>Попытка пустого</w:t>
+      </w:r>
+      <w:r>
+        <w:t xml:space="preserve"> ввод</w:t>
+      </w:r>
+      <w:r>
+        <w:t>а</w:t>
+      </w:r>
+      <w:r>
+        <w:t xml:space="preserve"> (Пример №1)</w:t>
+      </w:r>
+    </w:p>
+    <w:p>
+      <w:pPr>
+        <w:pStyle w:val="TNR"/>
+      </w:pPr>
+      <w:r>
+        <w:t>При попытки пустого ввода выводится сообщение об ошибке.</w:t>
+      </w:r>
+    </w:p>
+    <w:p>
+      <w:pPr>
+        <w:pStyle w:val="TNR"/>
+        <w:ind w:firstLine="142"/>
         <w:jc w:val="center"/>
       </w:pPr>
       <w:r>
@@ -8286,10 +8539,10 @@
           <w:noProof/>
         </w:rPr>
         <w:drawing>
-          <wp:inline distT="0" distB="0" distL="0" distR="0" wp14:anchorId="041F1366" wp14:editId="4FFB417C">
-            <wp:extent cx="2507183" cy="3113314"/>
-            <wp:effectExtent l="0" t="0" r="7620" b="0"/>
-            <wp:docPr id="13" name="Рисунок 13"/>
+          <wp:inline distT="0" distB="0" distL="0" distR="0" wp14:anchorId="658B2DAE" wp14:editId="27B6C8D8">
+            <wp:extent cx="1537089" cy="1070862"/>
+            <wp:effectExtent l="0" t="0" r="6350" b="0"/>
+            <wp:docPr id="17" name="Рисунок 17"/>
             <wp:cNvGraphicFramePr>
               <a:graphicFrameLocks xmlns:a="http://schemas.openxmlformats.org/drawingml/2006/main" noChangeAspect="1"/>
             </wp:cNvGraphicFramePr>
@@ -8309,7 +8562,7 @@
                   <pic:spPr>
                     <a:xfrm>
                       <a:off x="0" y="0"/>
-                      <a:ext cx="2521585" cy="3131198"/>
+                      <a:ext cx="1552938" cy="1081904"/>
                     </a:xfrm>
                     <a:prstGeom prst="rect">
                       <a:avLst/>
@@ -8329,18 +8582,16 @@
         <w:jc w:val="center"/>
       </w:pPr>
       <w:r>
-        <w:t>Рисунок 5 – Форма для добавления скидки</w:t>
-      </w:r>
-    </w:p>
-    <w:p>
-      <w:pPr>
-        <w:pStyle w:val="TNR"/>
-      </w:pPr>
-      <w:r>
-        <w:t xml:space="preserve">Пользователь должен внести корректные данные в каждое поле для продолжения. </w:t>
-      </w:r>
-      <w:r>
-        <w:t>Пример приведен на рисунке 6.</w:t>
+        <w:t>Рисунок 9 – Сообщение об ошибке</w:t>
+      </w:r>
+    </w:p>
+    <w:p>
+      <w:pPr>
+        <w:pStyle w:val="TNR"/>
+      </w:pPr>
+      <w:r>
+        <w:lastRenderedPageBreak/>
+        <w:t>Далее приведен пример обработки при указании типа скидки.</w:t>
       </w:r>
     </w:p>
     <w:p>
@@ -8354,10 +8605,10 @@
           <w:noProof/>
         </w:rPr>
         <w:drawing>
-          <wp:inline distT="0" distB="0" distL="0" distR="0" wp14:anchorId="74072242" wp14:editId="3207E99B">
-            <wp:extent cx="2206995" cy="2446020"/>
-            <wp:effectExtent l="0" t="0" r="3175" b="0"/>
-            <wp:docPr id="14" name="Рисунок 14"/>
+          <wp:inline distT="0" distB="0" distL="0" distR="0" wp14:anchorId="4CF4517D" wp14:editId="5256FAB4">
+            <wp:extent cx="2156912" cy="2622431"/>
+            <wp:effectExtent l="0" t="0" r="0" b="6985"/>
+            <wp:docPr id="18" name="Рисунок 18"/>
             <wp:cNvGraphicFramePr>
               <a:graphicFrameLocks xmlns:a="http://schemas.openxmlformats.org/drawingml/2006/main" noChangeAspect="1"/>
             </wp:cNvGraphicFramePr>
@@ -8377,7 +8628,7 @@
                   <pic:spPr>
                     <a:xfrm>
                       <a:off x="0" y="0"/>
-                      <a:ext cx="2209450" cy="2448741"/>
+                      <a:ext cx="2164056" cy="2631117"/>
                     </a:xfrm>
                     <a:prstGeom prst="rect">
                       <a:avLst/>
@@ -8397,7 +8648,15 @@
         <w:jc w:val="center"/>
       </w:pPr>
       <w:r>
-        <w:t>Рисунок 6 – Заполнение полей</w:t>
+        <w:t>Рисунок 10 – Некорректный ввод (Пример №2)</w:t>
+      </w:r>
+    </w:p>
+    <w:p>
+      <w:pPr>
+        <w:pStyle w:val="TNR"/>
+      </w:pPr>
+      <w:r>
+        <w:t xml:space="preserve">Если указать только тип скидки, выводится ошибка с сообщением о том, что название не может быть пустым. </w:t>
       </w:r>
     </w:p>
     <w:p>
@@ -8410,12 +8669,11 @@
         <w:rPr>
           <w:noProof/>
         </w:rPr>
-        <w:lastRenderedPageBreak/>
         <w:drawing>
-          <wp:inline distT="0" distB="0" distL="0" distR="0" wp14:anchorId="1460577E" wp14:editId="7AFC3DF9">
-            <wp:extent cx="5149970" cy="2787754"/>
-            <wp:effectExtent l="0" t="0" r="0" b="0"/>
-            <wp:docPr id="15" name="Рисунок 15"/>
+          <wp:inline distT="0" distB="0" distL="0" distR="0" wp14:anchorId="61A9F346" wp14:editId="56C2D6CB">
+            <wp:extent cx="3001993" cy="1279401"/>
+            <wp:effectExtent l="0" t="0" r="8255" b="0"/>
+            <wp:docPr id="19" name="Рисунок 19"/>
             <wp:cNvGraphicFramePr>
               <a:graphicFrameLocks xmlns:a="http://schemas.openxmlformats.org/drawingml/2006/main" noChangeAspect="1"/>
             </wp:cNvGraphicFramePr>
@@ -8435,7 +8693,7 @@
                   <pic:spPr>
                     <a:xfrm>
                       <a:off x="0" y="0"/>
-                      <a:ext cx="5161391" cy="2793936"/>
+                      <a:ext cx="3010157" cy="1282880"/>
                     </a:xfrm>
                     <a:prstGeom prst="rect">
                       <a:avLst/>
@@ -8451,46 +8709,65 @@
     <w:p>
       <w:pPr>
         <w:pStyle w:val="TNR"/>
-        <w:jc w:val="center"/>
-      </w:pPr>
-      <w:r>
-        <w:t>Рисунок 7 – Отображение добавленного элемента</w:t>
-      </w:r>
-    </w:p>
-    <w:p>
-      <w:pPr>
-        <w:pStyle w:val="TNR"/>
-        <w:rPr>
-          <w:lang w:val="en-US"/>
-        </w:rPr>
-      </w:pPr>
-      <w:r>
-        <w:t>В программе предусмотрена система обработки некорректного ввода данных пользователем.</w:t>
-      </w:r>
-      <w:r>
-        <w:t xml:space="preserve"> На рисунке 8 приводится пример обработки </w:t>
-      </w:r>
-      <w:r>
-        <w:t>пустого ввода.</w:t>
-      </w:r>
-    </w:p>
-    <w:p>
-      <w:pPr>
-        <w:pStyle w:val="TNR"/>
         <w:ind w:firstLine="0"/>
         <w:jc w:val="center"/>
       </w:pPr>
-      <w:commentRangeStart w:id="16"/>
-      <w:commentRangeStart w:id="17"/>
-      <w:r>
-        <w:rPr>
-          <w:noProof/>
-        </w:rPr>
+      <w:r>
+        <w:t>Рисунок 11 – Сообщение об ошибке</w:t>
+      </w:r>
+    </w:p>
+    <w:p>
+      <w:pPr>
+        <w:pStyle w:val="3"/>
+      </w:pPr>
+      <w:bookmarkStart w:id="14" w:name="_Toc228030591"/>
+      <w:r>
+        <w:t>Тест №</w:t>
+      </w:r>
+      <w:r>
+        <w:t>2 – Удаление элемента</w:t>
+      </w:r>
+      <w:bookmarkEnd w:id="14"/>
+    </w:p>
+    <w:p>
+      <w:pPr>
+        <w:pStyle w:val="TNR"/>
+      </w:pPr>
+      <w:r>
+        <w:t xml:space="preserve">Для </w:t>
+      </w:r>
+      <w:r>
+        <w:t xml:space="preserve">удаления </w:t>
+      </w:r>
+      <w:r>
+        <w:t>элемента необходимо вызвать соответствующую форму путём нажатия кнопки «</w:t>
+      </w:r>
+      <w:r>
+        <w:t>Удалить скидку</w:t>
+      </w:r>
+      <w:r>
+        <w:t>»</w:t>
+      </w:r>
+      <w:r>
+        <w:t>.</w:t>
+      </w:r>
+    </w:p>
+    <w:p>
+      <w:pPr>
+        <w:pStyle w:val="TNR"/>
+        <w:ind w:firstLine="0"/>
+        <w:jc w:val="center"/>
+      </w:pPr>
+      <w:r>
+        <w:rPr>
+          <w:noProof/>
+        </w:rPr>
+        <w:lastRenderedPageBreak/>
         <w:drawing>
-          <wp:inline distT="0" distB="0" distL="0" distR="0" wp14:anchorId="2F7B6E30" wp14:editId="2B52FCF2">
-            <wp:extent cx="2295061" cy="2820838"/>
-            <wp:effectExtent l="0" t="0" r="0" b="0"/>
-            <wp:docPr id="16" name="Рисунок 16"/>
+          <wp:inline distT="0" distB="0" distL="0" distR="0" wp14:anchorId="5D442F62" wp14:editId="20A1328B">
+            <wp:extent cx="5037827" cy="2734052"/>
+            <wp:effectExtent l="0" t="0" r="0" b="9525"/>
+            <wp:docPr id="20" name="Рисунок 20"/>
             <wp:cNvGraphicFramePr>
               <a:graphicFrameLocks xmlns:a="http://schemas.openxmlformats.org/drawingml/2006/main" noChangeAspect="1"/>
             </wp:cNvGraphicFramePr>
@@ -8510,7 +8787,7 @@
                   <pic:spPr>
                     <a:xfrm>
                       <a:off x="0" y="0"/>
-                      <a:ext cx="2298206" cy="2824704"/>
+                      <a:ext cx="5052469" cy="2741998"/>
                     </a:xfrm>
                     <a:prstGeom prst="rect">
                       <a:avLst/>
@@ -8522,24 +8799,6 @@
           </wp:inline>
         </w:drawing>
       </w:r>
-      <w:commentRangeEnd w:id="16"/>
-      <w:r>
-        <w:rPr>
-          <w:rStyle w:val="ab"/>
-          <w:rFonts w:asciiTheme="minorHAnsi" w:eastAsiaTheme="minorHAnsi" w:hAnsiTheme="minorHAnsi" w:cstheme="minorBidi"/>
-          <w:lang w:eastAsia="en-US"/>
-        </w:rPr>
-        <w:commentReference w:id="16"/>
-      </w:r>
-      <w:commentRangeEnd w:id="17"/>
-      <w:r>
-        <w:rPr>
-          <w:rStyle w:val="ab"/>
-          <w:rFonts w:asciiTheme="minorHAnsi" w:eastAsiaTheme="minorHAnsi" w:hAnsiTheme="minorHAnsi" w:cstheme="minorBidi"/>
-          <w:lang w:eastAsia="en-US"/>
-        </w:rPr>
-        <w:commentReference w:id="17"/>
-      </w:r>
     </w:p>
     <w:p>
       <w:pPr>
@@ -8548,46 +8807,24 @@
         <w:jc w:val="center"/>
       </w:pPr>
       <w:r>
-        <w:t xml:space="preserve">Рисунок 8 – </w:t>
-      </w:r>
-      <w:r>
-        <w:t>Попытка пустого</w:t>
-      </w:r>
-      <w:r>
-        <w:t xml:space="preserve"> ввод</w:t>
-      </w:r>
-      <w:r>
-        <w:t>а</w:t>
-      </w:r>
-      <w:r>
-        <w:t xml:space="preserve"> (Пример №1)</w:t>
-      </w:r>
-    </w:p>
-    <w:p>
-      <w:pPr>
-        <w:pStyle w:val="TNR"/>
-      </w:pPr>
-      <w:r>
-        <w:t>При попытки пустого ввода выводится сообщение об ошибке.</w:t>
-      </w:r>
-    </w:p>
-    <w:p>
-      <w:pPr>
-        <w:pStyle w:val="TNR"/>
-        <w:ind w:firstLine="142"/>
+        <w:t>Рисунок 12 – Выбор элемента в таблице</w:t>
+      </w:r>
+    </w:p>
+    <w:p>
+      <w:pPr>
+        <w:pStyle w:val="TNR"/>
+        <w:ind w:firstLine="0"/>
         <w:jc w:val="center"/>
       </w:pPr>
-      <w:commentRangeStart w:id="18"/>
-      <w:commentRangeStart w:id="19"/>
       <w:r>
         <w:rPr>
           <w:noProof/>
         </w:rPr>
         <w:drawing>
-          <wp:inline distT="0" distB="0" distL="0" distR="0" wp14:anchorId="658B2DAE" wp14:editId="14016B3A">
-            <wp:extent cx="1820173" cy="1268082"/>
-            <wp:effectExtent l="0" t="0" r="8890" b="8890"/>
-            <wp:docPr id="17" name="Рисунок 17"/>
+          <wp:inline distT="0" distB="0" distL="0" distR="0" wp14:anchorId="2FB5A9EF" wp14:editId="3283B150">
+            <wp:extent cx="5391150" cy="2915427"/>
+            <wp:effectExtent l="0" t="0" r="0" b="0"/>
+            <wp:docPr id="21" name="Рисунок 21"/>
             <wp:cNvGraphicFramePr>
               <a:graphicFrameLocks xmlns:a="http://schemas.openxmlformats.org/drawingml/2006/main" noChangeAspect="1"/>
             </wp:cNvGraphicFramePr>
@@ -8607,7 +8844,7 @@
                   <pic:spPr>
                     <a:xfrm>
                       <a:off x="0" y="0"/>
-                      <a:ext cx="1824296" cy="1270954"/>
+                      <a:ext cx="5401597" cy="2921076"/>
                     </a:xfrm>
                     <a:prstGeom prst="rect">
                       <a:avLst/>
@@ -8619,24 +8856,6 @@
           </wp:inline>
         </w:drawing>
       </w:r>
-      <w:commentRangeEnd w:id="18"/>
-      <w:r>
-        <w:rPr>
-          <w:rStyle w:val="ab"/>
-          <w:rFonts w:asciiTheme="minorHAnsi" w:eastAsiaTheme="minorHAnsi" w:hAnsiTheme="minorHAnsi" w:cstheme="minorBidi"/>
-          <w:lang w:eastAsia="en-US"/>
-        </w:rPr>
-        <w:commentReference w:id="18"/>
-      </w:r>
-      <w:commentRangeEnd w:id="19"/>
-      <w:r>
-        <w:rPr>
-          <w:rStyle w:val="ab"/>
-          <w:rFonts w:asciiTheme="minorHAnsi" w:eastAsiaTheme="minorHAnsi" w:hAnsiTheme="minorHAnsi" w:cstheme="minorBidi"/>
-          <w:lang w:eastAsia="en-US"/>
-        </w:rPr>
-        <w:commentReference w:id="19"/>
-      </w:r>
     </w:p>
     <w:p>
       <w:pPr>
@@ -8645,16 +8864,43 @@
         <w:jc w:val="center"/>
       </w:pPr>
       <w:r>
-        <w:lastRenderedPageBreak/>
-        <w:t>Рисунок 9 – Сообщение об ошибке</w:t>
-      </w:r>
-    </w:p>
-    <w:p>
-      <w:pPr>
-        <w:pStyle w:val="TNR"/>
-      </w:pPr>
-      <w:r>
-        <w:t>Далее приведен пример обработки при указании типа скидки.</w:t>
+        <w:t>Рисунок 13 – Результат удаления</w:t>
+      </w:r>
+    </w:p>
+    <w:p>
+      <w:pPr>
+        <w:pStyle w:val="3"/>
+      </w:pPr>
+      <w:bookmarkStart w:id="15" w:name="_Toc228030592"/>
+      <w:r>
+        <w:t>Тест №</w:t>
+      </w:r>
+      <w:r>
+        <w:t>3 – Поиск элемента</w:t>
+      </w:r>
+      <w:bookmarkEnd w:id="15"/>
+    </w:p>
+    <w:p>
+      <w:pPr>
+        <w:pStyle w:val="TNR"/>
+      </w:pPr>
+      <w:r>
+        <w:t xml:space="preserve">Для </w:t>
+      </w:r>
+      <w:r>
+        <w:t xml:space="preserve">поиска </w:t>
+      </w:r>
+      <w:r>
+        <w:t>элемента необходимо вызвать соответствующую форму путём нажатия кнопки «</w:t>
+      </w:r>
+      <w:r>
+        <w:t>Поиск</w:t>
+      </w:r>
+      <w:r>
+        <w:t>»</w:t>
+      </w:r>
+      <w:r>
+        <w:t>.</w:t>
       </w:r>
     </w:p>
     <w:p>
@@ -8667,11 +8913,12 @@
         <w:rPr>
           <w:noProof/>
         </w:rPr>
+        <w:lastRenderedPageBreak/>
         <w:drawing>
-          <wp:inline distT="0" distB="0" distL="0" distR="0" wp14:anchorId="4CF4517D" wp14:editId="5256FAB4">
-            <wp:extent cx="2156912" cy="2622431"/>
-            <wp:effectExtent l="0" t="0" r="0" b="6985"/>
-            <wp:docPr id="18" name="Рисунок 18"/>
+          <wp:inline distT="0" distB="0" distL="0" distR="0" wp14:anchorId="4A1E95FD" wp14:editId="126CF71C">
+            <wp:extent cx="5940425" cy="3202940"/>
+            <wp:effectExtent l="0" t="0" r="3175" b="0"/>
+            <wp:docPr id="24" name="Рисунок 24"/>
             <wp:cNvGraphicFramePr>
               <a:graphicFrameLocks xmlns:a="http://schemas.openxmlformats.org/drawingml/2006/main" noChangeAspect="1"/>
             </wp:cNvGraphicFramePr>
@@ -8691,7 +8938,7 @@
                   <pic:spPr>
                     <a:xfrm>
                       <a:off x="0" y="0"/>
-                      <a:ext cx="2164056" cy="2631117"/>
+                      <a:ext cx="5940425" cy="3202940"/>
                     </a:xfrm>
                     <a:prstGeom prst="rect">
                       <a:avLst/>
@@ -8711,15 +8958,15 @@
         <w:jc w:val="center"/>
       </w:pPr>
       <w:r>
-        <w:t>Рисунок 10 – Некорректный ввод (Пример №2)</w:t>
-      </w:r>
-    </w:p>
-    <w:p>
-      <w:pPr>
-        <w:pStyle w:val="TNR"/>
-      </w:pPr>
-      <w:r>
-        <w:t xml:space="preserve">Если указать только тип скидки, выводится ошибка с сообщением о том, что название не может быть пустым. </w:t>
+        <w:t>Рисунок 14 – Вызов формы - Поиск</w:t>
+      </w:r>
+    </w:p>
+    <w:p>
+      <w:pPr>
+        <w:pStyle w:val="TNR"/>
+      </w:pPr>
+      <w:r>
+        <w:t>Откроется соответствующая форма для поиска (рисунок 15).</w:t>
       </w:r>
     </w:p>
     <w:p>
@@ -8729,14 +8976,25 @@
         <w:jc w:val="center"/>
       </w:pPr>
       <w:r>
-        <w:rPr>
-          <w:noProof/>
-        </w:rPr>
+        <w:br w:type="page"/>
+      </w:r>
+    </w:p>
+    <w:p>
+      <w:pPr>
+        <w:pStyle w:val="TNR"/>
+        <w:ind w:firstLine="0"/>
+        <w:jc w:val="center"/>
+      </w:pPr>
+      <w:r>
+        <w:rPr>
+          <w:noProof/>
+        </w:rPr>
+        <w:lastRenderedPageBreak/>
         <w:drawing>
-          <wp:inline distT="0" distB="0" distL="0" distR="0" wp14:anchorId="61A9F346" wp14:editId="56C2D6CB">
-            <wp:extent cx="3001993" cy="1279401"/>
-            <wp:effectExtent l="0" t="0" r="8255" b="0"/>
-            <wp:docPr id="19" name="Рисунок 19"/>
+          <wp:inline distT="0" distB="0" distL="0" distR="0" wp14:anchorId="7950ABBC" wp14:editId="7428E06E">
+            <wp:extent cx="5885475" cy="2424023"/>
+            <wp:effectExtent l="0" t="0" r="1270" b="0"/>
+            <wp:docPr id="25" name="Рисунок 25"/>
             <wp:cNvGraphicFramePr>
               <a:graphicFrameLocks xmlns:a="http://schemas.openxmlformats.org/drawingml/2006/main" noChangeAspect="1"/>
             </wp:cNvGraphicFramePr>
@@ -8756,7 +9014,7 @@
                   <pic:spPr>
                     <a:xfrm>
                       <a:off x="0" y="0"/>
-                      <a:ext cx="3010157" cy="1282880"/>
+                      <a:ext cx="5890531" cy="2426105"/>
                     </a:xfrm>
                     <a:prstGeom prst="rect">
                       <a:avLst/>
@@ -8776,43 +9034,15 @@
         <w:jc w:val="center"/>
       </w:pPr>
       <w:r>
-        <w:t>Рисунок 11 – Сообщение об ошибке</w:t>
-      </w:r>
-    </w:p>
-    <w:p>
-      <w:pPr>
-        <w:pStyle w:val="3"/>
-      </w:pPr>
-      <w:bookmarkStart w:id="20" w:name="_Toc228030591"/>
-      <w:r>
-        <w:t>Тест №</w:t>
-      </w:r>
-      <w:r>
-        <w:t>2 – Удаление элемента</w:t>
-      </w:r>
-      <w:bookmarkEnd w:id="20"/>
-    </w:p>
-    <w:p>
-      <w:pPr>
-        <w:pStyle w:val="TNR"/>
-      </w:pPr>
-      <w:r>
-        <w:t xml:space="preserve">Для </w:t>
-      </w:r>
-      <w:r>
-        <w:t xml:space="preserve">удаления </w:t>
-      </w:r>
-      <w:r>
-        <w:t>элемента необходимо вызвать соответствующую форму путём нажатия кнопки «</w:t>
-      </w:r>
-      <w:r>
-        <w:t>Удалить скидку</w:t>
-      </w:r>
-      <w:r>
-        <w:t>»</w:t>
-      </w:r>
-      <w:r>
-        <w:t>.</w:t>
+        <w:t>Рисунок 15 – Выбор типа поля для поиска</w:t>
+      </w:r>
+    </w:p>
+    <w:p>
+      <w:pPr>
+        <w:pStyle w:val="TNR"/>
+      </w:pPr>
+      <w:r>
+        <w:t>Далее пользователь выбирает параметры, по которым требуется найти элемент, вводит значения этих параметров и нажимает кнопку «Найти».</w:t>
       </w:r>
     </w:p>
     <w:p>
@@ -8825,12 +9055,11 @@
         <w:rPr>
           <w:noProof/>
         </w:rPr>
-        <w:lastRenderedPageBreak/>
         <w:drawing>
-          <wp:inline distT="0" distB="0" distL="0" distR="0" wp14:anchorId="5D442F62" wp14:editId="20A1328B">
-            <wp:extent cx="5037827" cy="2734052"/>
-            <wp:effectExtent l="0" t="0" r="0" b="9525"/>
-            <wp:docPr id="20" name="Рисунок 20"/>
+          <wp:inline distT="0" distB="0" distL="0" distR="0" wp14:anchorId="774C752D" wp14:editId="50CA3C90">
+            <wp:extent cx="5745192" cy="2401251"/>
+            <wp:effectExtent l="0" t="0" r="8255" b="0"/>
+            <wp:docPr id="26" name="Рисунок 26"/>
             <wp:cNvGraphicFramePr>
               <a:graphicFrameLocks xmlns:a="http://schemas.openxmlformats.org/drawingml/2006/main" noChangeAspect="1"/>
             </wp:cNvGraphicFramePr>
@@ -8850,7 +9079,7 @@
                   <pic:spPr>
                     <a:xfrm>
                       <a:off x="0" y="0"/>
-                      <a:ext cx="5052469" cy="2741998"/>
+                      <a:ext cx="5749370" cy="2402997"/>
                     </a:xfrm>
                     <a:prstGeom prst="rect">
                       <a:avLst/>
@@ -8870,7 +9099,7 @@
         <w:jc w:val="center"/>
       </w:pPr>
       <w:r>
-        <w:t>Рисунок 12 – Выбор элемента в таблице</w:t>
+        <w:t>Рисунок 16 – Поиск элемента</w:t>
       </w:r>
     </w:p>
     <w:p>
@@ -8884,10 +9113,10 @@
           <w:noProof/>
         </w:rPr>
         <w:drawing>
-          <wp:inline distT="0" distB="0" distL="0" distR="0" wp14:anchorId="2FB5A9EF" wp14:editId="3283B150">
-            <wp:extent cx="5391150" cy="2915427"/>
+          <wp:inline distT="0" distB="0" distL="0" distR="0" wp14:anchorId="451396C4" wp14:editId="7F188255">
+            <wp:extent cx="5814204" cy="2389697"/>
             <wp:effectExtent l="0" t="0" r="0" b="0"/>
-            <wp:docPr id="21" name="Рисунок 21"/>
+            <wp:docPr id="27" name="Рисунок 27"/>
             <wp:cNvGraphicFramePr>
               <a:graphicFrameLocks xmlns:a="http://schemas.openxmlformats.org/drawingml/2006/main" noChangeAspect="1"/>
             </wp:cNvGraphicFramePr>
@@ -8907,7 +9136,7 @@
                   <pic:spPr>
                     <a:xfrm>
                       <a:off x="0" y="0"/>
-                      <a:ext cx="5401597" cy="2921076"/>
+                      <a:ext cx="5819691" cy="2391952"/>
                     </a:xfrm>
                     <a:prstGeom prst="rect">
                       <a:avLst/>
@@ -8927,21 +9156,22 @@
         <w:jc w:val="center"/>
       </w:pPr>
       <w:r>
-        <w:t>Рисунок 13 – Результат удаления</w:t>
+        <w:t>Рисунок 17 – Результат поиска</w:t>
       </w:r>
     </w:p>
     <w:p>
       <w:pPr>
         <w:pStyle w:val="3"/>
       </w:pPr>
-      <w:bookmarkStart w:id="21" w:name="_Toc228030592"/>
-      <w:r>
+      <w:bookmarkStart w:id="16" w:name="_Toc228030593"/>
+      <w:r>
+        <w:lastRenderedPageBreak/>
         <w:t>Тест №</w:t>
       </w:r>
       <w:r>
-        <w:t>3 – Поиск элемента</w:t>
-      </w:r>
-      <w:bookmarkEnd w:id="21"/>
+        <w:t>4 – Сохранение данных</w:t>
+      </w:r>
+      <w:bookmarkEnd w:id="16"/>
     </w:p>
     <w:p>
       <w:pPr>
@@ -8951,19 +9181,7 @@
         <w:t xml:space="preserve">Для </w:t>
       </w:r>
       <w:r>
-        <w:t xml:space="preserve">поиска </w:t>
-      </w:r>
-      <w:r>
-        <w:t>элемента необходимо вызвать соответствующую форму путём нажатия кнопки «</w:t>
-      </w:r>
-      <w:r>
-        <w:t>Поиск</w:t>
-      </w:r>
-      <w:r>
-        <w:t>»</w:t>
-      </w:r>
-      <w:r>
-        <w:t>.</w:t>
+        <w:t xml:space="preserve">сохранения данных в таблице необходимо нажать кнопку «Сохранить». </w:t>
       </w:r>
     </w:p>
     <w:p>
@@ -8976,12 +9194,11 @@
         <w:rPr>
           <w:noProof/>
         </w:rPr>
-        <w:lastRenderedPageBreak/>
         <w:drawing>
-          <wp:inline distT="0" distB="0" distL="0" distR="0" wp14:anchorId="4A1E95FD" wp14:editId="126CF71C">
-            <wp:extent cx="5940425" cy="3202940"/>
-            <wp:effectExtent l="0" t="0" r="3175" b="0"/>
-            <wp:docPr id="24" name="Рисунок 24"/>
+          <wp:inline distT="0" distB="0" distL="0" distR="0" wp14:anchorId="574531D6" wp14:editId="04FC5C57">
+            <wp:extent cx="5130800" cy="2764764"/>
+            <wp:effectExtent l="0" t="0" r="0" b="0"/>
+            <wp:docPr id="28" name="Рисунок 28"/>
             <wp:cNvGraphicFramePr>
               <a:graphicFrameLocks xmlns:a="http://schemas.openxmlformats.org/drawingml/2006/main" noChangeAspect="1"/>
             </wp:cNvGraphicFramePr>
@@ -9001,7 +9218,7 @@
                   <pic:spPr>
                     <a:xfrm>
                       <a:off x="0" y="0"/>
-                      <a:ext cx="5940425" cy="3202940"/>
+                      <a:ext cx="5135888" cy="2767506"/>
                     </a:xfrm>
                     <a:prstGeom prst="rect">
                       <a:avLst/>
@@ -9021,15 +9238,18 @@
         <w:jc w:val="center"/>
       </w:pPr>
       <w:r>
-        <w:t>Рисунок 14 – Вызов формы - Поиск</w:t>
-      </w:r>
-    </w:p>
-    <w:p>
-      <w:pPr>
-        <w:pStyle w:val="TNR"/>
-      </w:pPr>
-      <w:r>
-        <w:t>Откроется соответствующая форма для поиска (рисунок 15).</w:t>
+        <w:t>Рисунок 18 – Переход к сохранению данных</w:t>
+      </w:r>
+    </w:p>
+    <w:p>
+      <w:pPr>
+        <w:pStyle w:val="TNR"/>
+      </w:pPr>
+      <w:r>
+        <w:t>Откроется системный диалог сохранения файла, где пользователь выбирает директорию и указывает имя файла</w:t>
+      </w:r>
+      <w:r>
+        <w:t xml:space="preserve"> (рисунок 19). </w:t>
       </w:r>
     </w:p>
     <w:p>
@@ -9038,9 +9258,6 @@
         <w:ind w:firstLine="0"/>
         <w:jc w:val="center"/>
       </w:pPr>
-      <w:r>
-        <w:br w:type="page"/>
-      </w:r>
     </w:p>
     <w:p>
       <w:pPr>
@@ -9052,12 +9269,11 @@
         <w:rPr>
           <w:noProof/>
         </w:rPr>
-        <w:lastRenderedPageBreak/>
         <w:drawing>
-          <wp:inline distT="0" distB="0" distL="0" distR="0" wp14:anchorId="7950ABBC" wp14:editId="7428E06E">
-            <wp:extent cx="5885475" cy="2424023"/>
-            <wp:effectExtent l="0" t="0" r="1270" b="0"/>
-            <wp:docPr id="25" name="Рисунок 25"/>
+          <wp:inline distT="0" distB="0" distL="0" distR="0" wp14:anchorId="4E21E5F3" wp14:editId="0E7C0B55">
+            <wp:extent cx="4762436" cy="3331923"/>
+            <wp:effectExtent l="0" t="0" r="635" b="1905"/>
+            <wp:docPr id="29" name="Рисунок 29"/>
             <wp:cNvGraphicFramePr>
               <a:graphicFrameLocks xmlns:a="http://schemas.openxmlformats.org/drawingml/2006/main" noChangeAspect="1"/>
             </wp:cNvGraphicFramePr>
@@ -9077,7 +9293,7 @@
                   <pic:spPr>
                     <a:xfrm>
                       <a:off x="0" y="0"/>
-                      <a:ext cx="5890531" cy="2426105"/>
+                      <a:ext cx="4767752" cy="3335642"/>
                     </a:xfrm>
                     <a:prstGeom prst="rect">
                       <a:avLst/>
@@ -9097,15 +9313,16 @@
         <w:jc w:val="center"/>
       </w:pPr>
       <w:r>
-        <w:t>Рисунок 15 – Выбор типа поля для поиска</w:t>
-      </w:r>
-    </w:p>
-    <w:p>
-      <w:pPr>
-        <w:pStyle w:val="TNR"/>
-      </w:pPr>
-      <w:r>
-        <w:t>Далее пользователь выбирает параметры, по которым требуется найти элемент, вводит значения этих параметров и нажимает кнопку «Найти».</w:t>
+        <w:t>Рисунок 19 – Сохранение файла</w:t>
+      </w:r>
+    </w:p>
+    <w:p>
+      <w:pPr>
+        <w:pStyle w:val="TNR"/>
+      </w:pPr>
+      <w:r>
+        <w:lastRenderedPageBreak/>
+        <w:t>После сохранения данных в файл появится соответствующее сообщение (рисунок 20).</w:t>
       </w:r>
     </w:p>
     <w:p>
@@ -9119,10 +9336,10 @@
           <w:noProof/>
         </w:rPr>
         <w:drawing>
-          <wp:inline distT="0" distB="0" distL="0" distR="0" wp14:anchorId="774C752D" wp14:editId="50CA3C90">
-            <wp:extent cx="5745192" cy="2401251"/>
-            <wp:effectExtent l="0" t="0" r="8255" b="0"/>
-            <wp:docPr id="26" name="Рисунок 26"/>
+          <wp:inline distT="0" distB="0" distL="0" distR="0" wp14:anchorId="045581BD" wp14:editId="5F5EF318">
+            <wp:extent cx="2743583" cy="1457528"/>
+            <wp:effectExtent l="0" t="0" r="0" b="9525"/>
+            <wp:docPr id="30" name="Рисунок 30"/>
             <wp:cNvGraphicFramePr>
               <a:graphicFrameLocks xmlns:a="http://schemas.openxmlformats.org/drawingml/2006/main" noChangeAspect="1"/>
             </wp:cNvGraphicFramePr>
@@ -9142,7 +9359,7 @@
                   <pic:spPr>
                     <a:xfrm>
                       <a:off x="0" y="0"/>
-                      <a:ext cx="5749370" cy="2402997"/>
+                      <a:ext cx="2743583" cy="1457528"/>
                     </a:xfrm>
                     <a:prstGeom prst="rect">
                       <a:avLst/>
@@ -9162,7 +9379,7 @@
         <w:jc w:val="center"/>
       </w:pPr>
       <w:r>
-        <w:t>Рисунок 16 – Поиск элемента</w:t>
+        <w:t>Рисунок 20 – Сообщение о сохранении файла</w:t>
       </w:r>
     </w:p>
     <w:p>
@@ -9171,15 +9388,22 @@
         <w:ind w:firstLine="0"/>
         <w:jc w:val="center"/>
       </w:pPr>
+    </w:p>
+    <w:p>
+      <w:pPr>
+        <w:pStyle w:val="TNR"/>
+        <w:ind w:firstLine="0"/>
+        <w:jc w:val="center"/>
+      </w:pPr>
       <w:r>
         <w:rPr>
           <w:noProof/>
         </w:rPr>
         <w:drawing>
-          <wp:inline distT="0" distB="0" distL="0" distR="0" wp14:anchorId="451396C4" wp14:editId="7F188255">
-            <wp:extent cx="5814204" cy="2389697"/>
-            <wp:effectExtent l="0" t="0" r="0" b="0"/>
-            <wp:docPr id="27" name="Рисунок 27"/>
+          <wp:inline distT="0" distB="0" distL="0" distR="0" wp14:anchorId="58A0CBD7" wp14:editId="2BB8D511">
+            <wp:extent cx="5940425" cy="795655"/>
+            <wp:effectExtent l="0" t="0" r="3175" b="4445"/>
+            <wp:docPr id="31" name="Рисунок 31"/>
             <wp:cNvGraphicFramePr>
               <a:graphicFrameLocks xmlns:a="http://schemas.openxmlformats.org/drawingml/2006/main" noChangeAspect="1"/>
             </wp:cNvGraphicFramePr>
@@ -9199,7 +9423,7 @@
                   <pic:spPr>
                     <a:xfrm>
                       <a:off x="0" y="0"/>
-                      <a:ext cx="5819691" cy="2391952"/>
+                      <a:ext cx="5940425" cy="795655"/>
                     </a:xfrm>
                     <a:prstGeom prst="rect">
                       <a:avLst/>
@@ -9219,22 +9443,21 @@
         <w:jc w:val="center"/>
       </w:pPr>
       <w:r>
-        <w:t>Рисунок 17 – Результат поиска</w:t>
+        <w:t>Рисунок 21 – Результат сохранения</w:t>
       </w:r>
     </w:p>
     <w:p>
       <w:pPr>
         <w:pStyle w:val="3"/>
       </w:pPr>
-      <w:bookmarkStart w:id="22" w:name="_Toc228030593"/>
-      <w:r>
-        <w:lastRenderedPageBreak/>
+      <w:bookmarkStart w:id="17" w:name="_Toc228030594"/>
+      <w:r>
         <w:t>Тест №</w:t>
       </w:r>
       <w:r>
-        <w:t>4 – Сохранение данных</w:t>
-      </w:r>
-      <w:bookmarkEnd w:id="22"/>
+        <w:t>5 – Загрузка данных</w:t>
+      </w:r>
+      <w:bookmarkEnd w:id="17"/>
     </w:p>
     <w:p>
       <w:pPr>
@@ -9244,7 +9467,22 @@
         <w:t xml:space="preserve">Для </w:t>
       </w:r>
       <w:r>
-        <w:t xml:space="preserve">сохранения данных в таблице необходимо нажать кнопку «Сохранить». </w:t>
+        <w:t>загрузки</w:t>
+      </w:r>
+      <w:r>
+        <w:t xml:space="preserve"> данных в таблиц</w:t>
+      </w:r>
+      <w:r>
+        <w:t>у</w:t>
+      </w:r>
+      <w:r>
+        <w:t xml:space="preserve"> необходимо нажать кнопку «</w:t>
+      </w:r>
+      <w:r>
+        <w:t>Загрузить</w:t>
+      </w:r>
+      <w:r>
+        <w:t xml:space="preserve">». </w:t>
       </w:r>
     </w:p>
     <w:p>
@@ -9258,10 +9496,10 @@
           <w:noProof/>
         </w:rPr>
         <w:drawing>
-          <wp:inline distT="0" distB="0" distL="0" distR="0" wp14:anchorId="574531D6" wp14:editId="04FC5C57">
-            <wp:extent cx="5130800" cy="2764764"/>
-            <wp:effectExtent l="0" t="0" r="0" b="0"/>
-            <wp:docPr id="28" name="Рисунок 28"/>
+          <wp:inline distT="0" distB="0" distL="0" distR="0" wp14:anchorId="6CD2BE78" wp14:editId="6BE204DE">
+            <wp:extent cx="5940425" cy="3215640"/>
+            <wp:effectExtent l="0" t="0" r="3175" b="3810"/>
+            <wp:docPr id="32" name="Рисунок 32"/>
             <wp:cNvGraphicFramePr>
               <a:graphicFrameLocks xmlns:a="http://schemas.openxmlformats.org/drawingml/2006/main" noChangeAspect="1"/>
             </wp:cNvGraphicFramePr>
@@ -9281,7 +9519,7 @@
                   <pic:spPr>
                     <a:xfrm>
                       <a:off x="0" y="0"/>
-                      <a:ext cx="5135888" cy="2767506"/>
+                      <a:ext cx="5940425" cy="3215640"/>
                     </a:xfrm>
                     <a:prstGeom prst="rect">
                       <a:avLst/>
@@ -9301,18 +9539,15 @@
         <w:jc w:val="center"/>
       </w:pPr>
       <w:r>
-        <w:t>Рисунок 18 – Переход к сохранению данных</w:t>
-      </w:r>
-    </w:p>
-    <w:p>
-      <w:pPr>
-        <w:pStyle w:val="TNR"/>
-      </w:pPr>
-      <w:r>
-        <w:t>Откроется системный диалог сохранения файла, где пользователь выбирает директорию и указывает имя файла</w:t>
-      </w:r>
-      <w:r>
-        <w:t xml:space="preserve"> (рисунок 19). </w:t>
+        <w:t>Рисунок 22 – Загрузка данных в таблицу</w:t>
+      </w:r>
+    </w:p>
+    <w:p>
+      <w:pPr>
+        <w:pStyle w:val="TNR"/>
+      </w:pPr>
+      <w:r>
+        <w:t>Далее откроется системный диалог загрузки файла.</w:t>
       </w:r>
     </w:p>
     <w:p>
@@ -9321,22 +9556,16 @@
         <w:ind w:firstLine="0"/>
         <w:jc w:val="center"/>
       </w:pPr>
-    </w:p>
-    <w:p>
-      <w:pPr>
-        <w:pStyle w:val="TNR"/>
-        <w:ind w:firstLine="0"/>
-        <w:jc w:val="center"/>
-      </w:pPr>
-      <w:r>
-        <w:rPr>
-          <w:noProof/>
-        </w:rPr>
+      <w:r>
+        <w:rPr>
+          <w:noProof/>
+        </w:rPr>
+        <w:lastRenderedPageBreak/>
         <w:drawing>
-          <wp:inline distT="0" distB="0" distL="0" distR="0" wp14:anchorId="4E21E5F3" wp14:editId="0E7C0B55">
-            <wp:extent cx="4762436" cy="3331923"/>
-            <wp:effectExtent l="0" t="0" r="635" b="1905"/>
-            <wp:docPr id="29" name="Рисунок 29"/>
+          <wp:inline distT="0" distB="0" distL="0" distR="0" wp14:anchorId="741E9C2B" wp14:editId="3C9C6D81">
+            <wp:extent cx="3725754" cy="1219200"/>
+            <wp:effectExtent l="0" t="0" r="8255" b="0"/>
+            <wp:docPr id="9" name="Рисунок 9"/>
             <wp:cNvGraphicFramePr>
               <a:graphicFrameLocks xmlns:a="http://schemas.openxmlformats.org/drawingml/2006/main" noChangeAspect="1"/>
             </wp:cNvGraphicFramePr>
@@ -9356,7 +9585,7 @@
                   <pic:spPr>
                     <a:xfrm>
                       <a:off x="0" y="0"/>
-                      <a:ext cx="4767752" cy="3335642"/>
+                      <a:ext cx="3739269" cy="1223623"/>
                     </a:xfrm>
                     <a:prstGeom prst="rect">
                       <a:avLst/>
@@ -9376,16 +9605,15 @@
         <w:jc w:val="center"/>
       </w:pPr>
       <w:r>
-        <w:t>Рисунок 19 – Сохранение файла</w:t>
-      </w:r>
-    </w:p>
-    <w:p>
-      <w:pPr>
-        <w:pStyle w:val="TNR"/>
-      </w:pPr>
-      <w:r>
-        <w:lastRenderedPageBreak/>
-        <w:t>После сохранения данных в файл появится соответствующее сообщение (рисунок 20).</w:t>
+        <w:t>Рисунок 23 – Выбор файла для загрузки</w:t>
+      </w:r>
+    </w:p>
+    <w:p>
+      <w:pPr>
+        <w:pStyle w:val="TNR"/>
+      </w:pPr>
+      <w:r>
+        <w:t>При нажатии кнопки открыть выпадает предупреждение (рисунок 24).</w:t>
       </w:r>
     </w:p>
     <w:p>
@@ -9399,10 +9627,10 @@
           <w:noProof/>
         </w:rPr>
         <w:drawing>
-          <wp:inline distT="0" distB="0" distL="0" distR="0" wp14:anchorId="045581BD" wp14:editId="5F5EF318">
-            <wp:extent cx="2743583" cy="1457528"/>
+          <wp:inline distT="0" distB="0" distL="0" distR="0" wp14:anchorId="58E19B7A" wp14:editId="17CD2DF2">
+            <wp:extent cx="3238952" cy="1457528"/>
             <wp:effectExtent l="0" t="0" r="0" b="9525"/>
-            <wp:docPr id="30" name="Рисунок 30"/>
+            <wp:docPr id="34" name="Рисунок 34"/>
             <wp:cNvGraphicFramePr>
               <a:graphicFrameLocks xmlns:a="http://schemas.openxmlformats.org/drawingml/2006/main" noChangeAspect="1"/>
             </wp:cNvGraphicFramePr>
@@ -9422,7 +9650,7 @@
                   <pic:spPr>
                     <a:xfrm>
                       <a:off x="0" y="0"/>
-                      <a:ext cx="2743583" cy="1457528"/>
+                      <a:ext cx="3238952" cy="1457528"/>
                     </a:xfrm>
                     <a:prstGeom prst="rect">
                       <a:avLst/>
@@ -9442,7 +9670,15 @@
         <w:jc w:val="center"/>
       </w:pPr>
       <w:r>
-        <w:t>Рисунок 20 – Сообщение о сохранении файла</w:t>
+        <w:t>Рисунок 24 – Предупреждение о замене данных</w:t>
+      </w:r>
+    </w:p>
+    <w:p>
+      <w:pPr>
+        <w:pStyle w:val="TNR"/>
+      </w:pPr>
+      <w:r>
+        <w:t>После успешной загрузки появится сообщение (рисунок 25).</w:t>
       </w:r>
     </w:p>
     <w:p>
@@ -9451,22 +9687,15 @@
         <w:ind w:firstLine="0"/>
         <w:jc w:val="center"/>
       </w:pPr>
-    </w:p>
-    <w:p>
-      <w:pPr>
-        <w:pStyle w:val="TNR"/>
-        <w:ind w:firstLine="0"/>
-        <w:jc w:val="center"/>
-      </w:pPr>
       <w:r>
         <w:rPr>
           <w:noProof/>
         </w:rPr>
         <w:drawing>
-          <wp:inline distT="0" distB="0" distL="0" distR="0" wp14:anchorId="58A0CBD7" wp14:editId="2BB8D511">
-            <wp:extent cx="5940425" cy="795655"/>
-            <wp:effectExtent l="0" t="0" r="3175" b="4445"/>
-            <wp:docPr id="31" name="Рисунок 31"/>
+          <wp:inline distT="0" distB="0" distL="0" distR="0" wp14:anchorId="573E763B" wp14:editId="124A92DF">
+            <wp:extent cx="1943371" cy="1486107"/>
+            <wp:effectExtent l="0" t="0" r="0" b="0"/>
+            <wp:docPr id="37" name="Рисунок 37"/>
             <wp:cNvGraphicFramePr>
               <a:graphicFrameLocks xmlns:a="http://schemas.openxmlformats.org/drawingml/2006/main" noChangeAspect="1"/>
             </wp:cNvGraphicFramePr>
@@ -9486,298 +9715,6 @@
                   <pic:spPr>
                     <a:xfrm>
                       <a:off x="0" y="0"/>
-                      <a:ext cx="5940425" cy="795655"/>
-                    </a:xfrm>
-                    <a:prstGeom prst="rect">
-                      <a:avLst/>
-                    </a:prstGeom>
-                  </pic:spPr>
-                </pic:pic>
-              </a:graphicData>
-            </a:graphic>
-          </wp:inline>
-        </w:drawing>
-      </w:r>
-    </w:p>
-    <w:p>
-      <w:pPr>
-        <w:pStyle w:val="TNR"/>
-        <w:ind w:firstLine="0"/>
-        <w:jc w:val="center"/>
-      </w:pPr>
-      <w:r>
-        <w:t>Рисунок 21 – Результат сохранения</w:t>
-      </w:r>
-    </w:p>
-    <w:p>
-      <w:pPr>
-        <w:pStyle w:val="3"/>
-      </w:pPr>
-      <w:bookmarkStart w:id="23" w:name="_Toc228030594"/>
-      <w:r>
-        <w:t>Тест №</w:t>
-      </w:r>
-      <w:r>
-        <w:t>5 – Загрузка данных</w:t>
-      </w:r>
-      <w:bookmarkEnd w:id="23"/>
-    </w:p>
-    <w:p>
-      <w:pPr>
-        <w:pStyle w:val="TNR"/>
-      </w:pPr>
-      <w:r>
-        <w:t xml:space="preserve">Для </w:t>
-      </w:r>
-      <w:r>
-        <w:t>загрузки</w:t>
-      </w:r>
-      <w:r>
-        <w:t xml:space="preserve"> данных в таблиц</w:t>
-      </w:r>
-      <w:r>
-        <w:t>у</w:t>
-      </w:r>
-      <w:r>
-        <w:t xml:space="preserve"> необходимо нажать кнопку «</w:t>
-      </w:r>
-      <w:r>
-        <w:t>Загрузить</w:t>
-      </w:r>
-      <w:r>
-        <w:t xml:space="preserve">». </w:t>
-      </w:r>
-    </w:p>
-    <w:p>
-      <w:pPr>
-        <w:pStyle w:val="TNR"/>
-        <w:ind w:firstLine="0"/>
-        <w:jc w:val="center"/>
-      </w:pPr>
-      <w:r>
-        <w:rPr>
-          <w:noProof/>
-        </w:rPr>
-        <w:drawing>
-          <wp:inline distT="0" distB="0" distL="0" distR="0" wp14:anchorId="6CD2BE78" wp14:editId="6BE204DE">
-            <wp:extent cx="5940425" cy="3215640"/>
-            <wp:effectExtent l="0" t="0" r="3175" b="3810"/>
-            <wp:docPr id="32" name="Рисунок 32"/>
-            <wp:cNvGraphicFramePr>
-              <a:graphicFrameLocks xmlns:a="http://schemas.openxmlformats.org/drawingml/2006/main" noChangeAspect="1"/>
-            </wp:cNvGraphicFramePr>
-            <a:graphic xmlns:a="http://schemas.openxmlformats.org/drawingml/2006/main">
-              <a:graphicData uri="http://schemas.openxmlformats.org/drawingml/2006/picture">
-                <pic:pic xmlns:pic="http://schemas.openxmlformats.org/drawingml/2006/picture">
-                  <pic:nvPicPr>
-                    <pic:cNvPr id="1" name=""/>
-                    <pic:cNvPicPr/>
-                  </pic:nvPicPr>
-                  <pic:blipFill>
-                    <a:blip r:embed="rId34"/>
-                    <a:stretch>
-                      <a:fillRect/>
-                    </a:stretch>
-                  </pic:blipFill>
-                  <pic:spPr>
-                    <a:xfrm>
-                      <a:off x="0" y="0"/>
-                      <a:ext cx="5940425" cy="3215640"/>
-                    </a:xfrm>
-                    <a:prstGeom prst="rect">
-                      <a:avLst/>
-                    </a:prstGeom>
-                  </pic:spPr>
-                </pic:pic>
-              </a:graphicData>
-            </a:graphic>
-          </wp:inline>
-        </w:drawing>
-      </w:r>
-    </w:p>
-    <w:p>
-      <w:pPr>
-        <w:pStyle w:val="TNR"/>
-        <w:ind w:firstLine="0"/>
-        <w:jc w:val="center"/>
-      </w:pPr>
-      <w:r>
-        <w:t>Рисунок 22 – Загрузка данных в таблицу</w:t>
-      </w:r>
-    </w:p>
-    <w:p>
-      <w:pPr>
-        <w:pStyle w:val="TNR"/>
-      </w:pPr>
-      <w:r>
-        <w:t>Далее откроется системный диалог загрузки файла.</w:t>
-      </w:r>
-    </w:p>
-    <w:p>
-      <w:pPr>
-        <w:pStyle w:val="TNR"/>
-        <w:ind w:firstLine="0"/>
-        <w:jc w:val="center"/>
-      </w:pPr>
-      <w:r>
-        <w:rPr>
-          <w:noProof/>
-        </w:rPr>
-        <w:lastRenderedPageBreak/>
-        <w:drawing>
-          <wp:inline distT="0" distB="0" distL="0" distR="0" wp14:anchorId="741E9C2B" wp14:editId="3C9C6D81">
-            <wp:extent cx="3725754" cy="1219200"/>
-            <wp:effectExtent l="0" t="0" r="8255" b="0"/>
-            <wp:docPr id="9" name="Рисунок 9"/>
-            <wp:cNvGraphicFramePr>
-              <a:graphicFrameLocks xmlns:a="http://schemas.openxmlformats.org/drawingml/2006/main" noChangeAspect="1"/>
-            </wp:cNvGraphicFramePr>
-            <a:graphic xmlns:a="http://schemas.openxmlformats.org/drawingml/2006/main">
-              <a:graphicData uri="http://schemas.openxmlformats.org/drawingml/2006/picture">
-                <pic:pic xmlns:pic="http://schemas.openxmlformats.org/drawingml/2006/picture">
-                  <pic:nvPicPr>
-                    <pic:cNvPr id="1" name=""/>
-                    <pic:cNvPicPr/>
-                  </pic:nvPicPr>
-                  <pic:blipFill>
-                    <a:blip r:embed="rId35"/>
-                    <a:stretch>
-                      <a:fillRect/>
-                    </a:stretch>
-                  </pic:blipFill>
-                  <pic:spPr>
-                    <a:xfrm>
-                      <a:off x="0" y="0"/>
-                      <a:ext cx="3739269" cy="1223623"/>
-                    </a:xfrm>
-                    <a:prstGeom prst="rect">
-                      <a:avLst/>
-                    </a:prstGeom>
-                  </pic:spPr>
-                </pic:pic>
-              </a:graphicData>
-            </a:graphic>
-          </wp:inline>
-        </w:drawing>
-      </w:r>
-    </w:p>
-    <w:p>
-      <w:pPr>
-        <w:pStyle w:val="TNR"/>
-        <w:ind w:firstLine="0"/>
-        <w:jc w:val="center"/>
-      </w:pPr>
-      <w:r>
-        <w:t>Рисунок 23 – Выбор файла для загрузки</w:t>
-      </w:r>
-    </w:p>
-    <w:p>
-      <w:pPr>
-        <w:pStyle w:val="TNR"/>
-      </w:pPr>
-      <w:r>
-        <w:t>При нажатии кнопки открыть выпадает предупреждение (рисунок 24).</w:t>
-      </w:r>
-    </w:p>
-    <w:p>
-      <w:pPr>
-        <w:pStyle w:val="TNR"/>
-        <w:ind w:firstLine="0"/>
-        <w:jc w:val="center"/>
-      </w:pPr>
-      <w:r>
-        <w:rPr>
-          <w:noProof/>
-        </w:rPr>
-        <w:drawing>
-          <wp:inline distT="0" distB="0" distL="0" distR="0" wp14:anchorId="58E19B7A" wp14:editId="17CD2DF2">
-            <wp:extent cx="3238952" cy="1457528"/>
-            <wp:effectExtent l="0" t="0" r="0" b="9525"/>
-            <wp:docPr id="34" name="Рисунок 34"/>
-            <wp:cNvGraphicFramePr>
-              <a:graphicFrameLocks xmlns:a="http://schemas.openxmlformats.org/drawingml/2006/main" noChangeAspect="1"/>
-            </wp:cNvGraphicFramePr>
-            <a:graphic xmlns:a="http://schemas.openxmlformats.org/drawingml/2006/main">
-              <a:graphicData uri="http://schemas.openxmlformats.org/drawingml/2006/picture">
-                <pic:pic xmlns:pic="http://schemas.openxmlformats.org/drawingml/2006/picture">
-                  <pic:nvPicPr>
-                    <pic:cNvPr id="1" name=""/>
-                    <pic:cNvPicPr/>
-                  </pic:nvPicPr>
-                  <pic:blipFill>
-                    <a:blip r:embed="rId36"/>
-                    <a:stretch>
-                      <a:fillRect/>
-                    </a:stretch>
-                  </pic:blipFill>
-                  <pic:spPr>
-                    <a:xfrm>
-                      <a:off x="0" y="0"/>
-                      <a:ext cx="3238952" cy="1457528"/>
-                    </a:xfrm>
-                    <a:prstGeom prst="rect">
-                      <a:avLst/>
-                    </a:prstGeom>
-                  </pic:spPr>
-                </pic:pic>
-              </a:graphicData>
-            </a:graphic>
-          </wp:inline>
-        </w:drawing>
-      </w:r>
-    </w:p>
-    <w:p>
-      <w:pPr>
-        <w:pStyle w:val="TNR"/>
-        <w:ind w:firstLine="0"/>
-        <w:jc w:val="center"/>
-      </w:pPr>
-      <w:r>
-        <w:t>Рисунок 24 – Предупреждение о замене данных</w:t>
-      </w:r>
-    </w:p>
-    <w:p>
-      <w:pPr>
-        <w:pStyle w:val="TNR"/>
-      </w:pPr>
-      <w:r>
-        <w:t>После успешной загрузки появится сообщение (рисунок 25).</w:t>
-      </w:r>
-    </w:p>
-    <w:p>
-      <w:pPr>
-        <w:pStyle w:val="TNR"/>
-        <w:ind w:firstLine="0"/>
-        <w:jc w:val="center"/>
-      </w:pPr>
-      <w:r>
-        <w:rPr>
-          <w:noProof/>
-        </w:rPr>
-        <w:drawing>
-          <wp:inline distT="0" distB="0" distL="0" distR="0" wp14:anchorId="573E763B" wp14:editId="124A92DF">
-            <wp:extent cx="1943371" cy="1486107"/>
-            <wp:effectExtent l="0" t="0" r="0" b="0"/>
-            <wp:docPr id="37" name="Рисунок 37"/>
-            <wp:cNvGraphicFramePr>
-              <a:graphicFrameLocks xmlns:a="http://schemas.openxmlformats.org/drawingml/2006/main" noChangeAspect="1"/>
-            </wp:cNvGraphicFramePr>
-            <a:graphic xmlns:a="http://schemas.openxmlformats.org/drawingml/2006/main">
-              <a:graphicData uri="http://schemas.openxmlformats.org/drawingml/2006/picture">
-                <pic:pic xmlns:pic="http://schemas.openxmlformats.org/drawingml/2006/picture">
-                  <pic:nvPicPr>
-                    <pic:cNvPr id="1" name=""/>
-                    <pic:cNvPicPr/>
-                  </pic:nvPicPr>
-                  <pic:blipFill>
-                    <a:blip r:embed="rId37"/>
-                    <a:stretch>
-                      <a:fillRect/>
-                    </a:stretch>
-                  </pic:blipFill>
-                  <pic:spPr>
-                    <a:xfrm>
-                      <a:off x="0" y="0"/>
                       <a:ext cx="1943371" cy="1486107"/>
                     </a:xfrm>
                     <a:prstGeom prst="rect">
@@ -9881,8 +9818,8 @@
           <w:szCs w:val="24"/>
         </w:rPr>
       </w:pPr>
-      <w:bookmarkStart w:id="24" w:name="_Toc225423988"/>
-      <w:bookmarkStart w:id="25" w:name="_Toc228030595"/>
+      <w:bookmarkStart w:id="18" w:name="_Toc225423988"/>
+      <w:bookmarkStart w:id="19" w:name="_Toc228030595"/>
       <w:r>
         <w:rPr>
           <w:rFonts w:eastAsia="Times New Roman" w:cs="Times New Roman"/>
@@ -9894,8 +9831,8 @@
         <w:lastRenderedPageBreak/>
         <w:t>Приложение А</w:t>
       </w:r>
-      <w:bookmarkEnd w:id="24"/>
-      <w:bookmarkEnd w:id="25"/>
+      <w:bookmarkEnd w:id="18"/>
+      <w:bookmarkEnd w:id="19"/>
     </w:p>
     <w:p>
       <w:pPr>
@@ -10235,7 +10172,7 @@
           <w:rFonts w:eastAsia="Calibri"/>
         </w:rPr>
       </w:pPr>
-      <w:bookmarkStart w:id="26" w:name="_Toc228030596"/>
+      <w:bookmarkStart w:id="20" w:name="_Toc228030596"/>
       <w:r>
         <w:rPr>
           <w:rFonts w:eastAsia="Calibri"/>
@@ -10243,471 +10180,465 @@
         <w:lastRenderedPageBreak/>
         <w:t>Общие сведения</w:t>
       </w:r>
+      <w:bookmarkEnd w:id="20"/>
+    </w:p>
+    <w:p>
+      <w:pPr>
+        <w:pStyle w:val="2"/>
+        <w:rPr>
+          <w:rFonts w:eastAsia="Calibri"/>
+        </w:rPr>
+      </w:pPr>
+      <w:bookmarkStart w:id="21" w:name="_Toc228030597"/>
+      <w:r>
+        <w:rPr>
+          <w:rFonts w:eastAsia="Calibri"/>
+        </w:rPr>
+        <w:t>Полное наименование системы и её условное обозначение</w:t>
+      </w:r>
+      <w:bookmarkEnd w:id="21"/>
+    </w:p>
+    <w:p>
+      <w:pPr>
+        <w:pStyle w:val="TNR"/>
+        <w:rPr>
+          <w:rFonts w:eastAsia="Calibri"/>
+        </w:rPr>
+      </w:pPr>
+      <w:r>
+        <w:rPr>
+          <w:rFonts w:eastAsia="Calibri"/>
+        </w:rPr>
+        <w:t xml:space="preserve">Полное наименование: «Программа для расчёта </w:t>
+      </w:r>
+      <w:r>
+        <w:rPr>
+          <w:rFonts w:eastAsia="Calibri"/>
+        </w:rPr>
+        <w:t>скидок</w:t>
+      </w:r>
+      <w:r>
+        <w:rPr>
+          <w:rFonts w:eastAsia="Calibri"/>
+        </w:rPr>
+        <w:t>».</w:t>
+      </w:r>
+    </w:p>
+    <w:p>
+      <w:pPr>
+        <w:pStyle w:val="TNR"/>
+        <w:rPr>
+          <w:rFonts w:eastAsia="Calibri"/>
+        </w:rPr>
+      </w:pPr>
+      <w:r>
+        <w:rPr>
+          <w:rFonts w:eastAsia="Calibri"/>
+        </w:rPr>
+        <w:t>Условное обозначение: Система.</w:t>
+      </w:r>
+    </w:p>
+    <w:p>
+      <w:pPr>
+        <w:pStyle w:val="2"/>
+        <w:rPr>
+          <w:rFonts w:eastAsia="Calibri"/>
+        </w:rPr>
+      </w:pPr>
+      <w:bookmarkStart w:id="22" w:name="_Toc228030598"/>
+      <w:r>
+        <w:rPr>
+          <w:rFonts w:eastAsia="Calibri"/>
+        </w:rPr>
+        <w:t>Наименование предприятий разработчика и заказчика системы</w:t>
+      </w:r>
+      <w:bookmarkEnd w:id="22"/>
+    </w:p>
+    <w:p>
+      <w:pPr>
+        <w:pStyle w:val="TNR"/>
+        <w:rPr>
+          <w:rFonts w:eastAsia="Calibri"/>
+        </w:rPr>
+      </w:pPr>
+      <w:r>
+        <w:rPr>
+          <w:rFonts w:eastAsia="Calibri"/>
+        </w:rPr>
+        <w:t xml:space="preserve">Заказчик: </w:t>
+      </w:r>
+      <w:r>
+        <w:rPr>
+          <w:rFonts w:eastAsia="Calibri"/>
+        </w:rPr>
+        <w:t>к</w:t>
+      </w:r>
+      <w:r>
+        <w:rPr>
+          <w:rFonts w:eastAsia="Calibri"/>
+        </w:rPr>
+        <w:t>.т.</w:t>
+      </w:r>
+      <w:r>
+        <w:rPr>
+          <w:rFonts w:eastAsia="Calibri"/>
+        </w:rPr>
+        <w:t>н.</w:t>
+      </w:r>
+      <w:r>
+        <w:rPr>
+          <w:rFonts w:eastAsia="Calibri"/>
+        </w:rPr>
+        <w:t xml:space="preserve">, доцент </w:t>
+      </w:r>
+      <w:proofErr w:type="spellStart"/>
+      <w:r>
+        <w:rPr>
+          <w:rFonts w:eastAsia="Calibri"/>
+        </w:rPr>
+        <w:t>Калентьев</w:t>
+      </w:r>
+      <w:proofErr w:type="spellEnd"/>
+      <w:r>
+        <w:rPr>
+          <w:rFonts w:eastAsia="Calibri"/>
+        </w:rPr>
+        <w:t xml:space="preserve"> А. А.</w:t>
+      </w:r>
+    </w:p>
+    <w:p>
+      <w:pPr>
+        <w:pStyle w:val="TNR"/>
+        <w:rPr>
+          <w:rFonts w:eastAsia="Calibri"/>
+        </w:rPr>
+      </w:pPr>
+      <w:r>
+        <w:rPr>
+          <w:rFonts w:eastAsia="Calibri"/>
+        </w:rPr>
+        <w:t xml:space="preserve">Разработчик: </w:t>
+      </w:r>
+      <w:r>
+        <w:rPr>
+          <w:rFonts w:eastAsia="Calibri"/>
+        </w:rPr>
+        <w:t>с</w:t>
+      </w:r>
+      <w:r>
+        <w:rPr>
+          <w:rFonts w:eastAsia="Calibri"/>
+        </w:rPr>
+        <w:t>тудент гр. О-5КМ</w:t>
+      </w:r>
+      <w:r>
+        <w:rPr>
+          <w:rFonts w:eastAsia="Calibri"/>
+        </w:rPr>
+        <w:t>4</w:t>
+      </w:r>
+      <w:r>
+        <w:rPr>
+          <w:rFonts w:eastAsia="Calibri"/>
+        </w:rPr>
+        <w:t xml:space="preserve">1 НИ ТПУ </w:t>
+      </w:r>
+      <w:r>
+        <w:rPr>
+          <w:rFonts w:eastAsia="Calibri"/>
+        </w:rPr>
+        <w:t>Десятов А.В.</w:t>
+      </w:r>
+    </w:p>
+    <w:p>
+      <w:pPr>
+        <w:pStyle w:val="2"/>
+        <w:rPr>
+          <w:rFonts w:eastAsia="Calibri"/>
+        </w:rPr>
+      </w:pPr>
+      <w:bookmarkStart w:id="23" w:name="_Toc228030599"/>
+      <w:r>
+        <w:rPr>
+          <w:rFonts w:eastAsia="Calibri"/>
+        </w:rPr>
+        <w:t>Плановые сроки начала и окончания работы по созданию системы</w:t>
+      </w:r>
+      <w:bookmarkEnd w:id="23"/>
+    </w:p>
+    <w:p>
+      <w:pPr>
+        <w:pStyle w:val="TNR"/>
+        <w:rPr>
+          <w:rFonts w:eastAsia="Calibri"/>
+        </w:rPr>
+      </w:pPr>
+      <w:r>
+        <w:rPr>
+          <w:rFonts w:eastAsia="Calibri"/>
+        </w:rPr>
+        <w:t xml:space="preserve">Начало работ: </w:t>
+      </w:r>
+      <w:r>
+        <w:rPr>
+          <w:rFonts w:eastAsia="Calibri"/>
+        </w:rPr>
+        <w:t>5</w:t>
+      </w:r>
+      <w:r>
+        <w:rPr>
+          <w:rFonts w:eastAsia="Calibri"/>
+        </w:rPr>
+        <w:t xml:space="preserve"> </w:t>
+      </w:r>
+      <w:r>
+        <w:rPr>
+          <w:rFonts w:eastAsia="Calibri"/>
+        </w:rPr>
+        <w:t>марта</w:t>
+      </w:r>
+      <w:r>
+        <w:rPr>
+          <w:rFonts w:eastAsia="Calibri"/>
+        </w:rPr>
+        <w:t xml:space="preserve"> 202</w:t>
+      </w:r>
+      <w:r>
+        <w:rPr>
+          <w:rFonts w:eastAsia="Calibri"/>
+        </w:rPr>
+        <w:t>6</w:t>
+      </w:r>
+      <w:r>
+        <w:rPr>
+          <w:rFonts w:eastAsia="Calibri"/>
+        </w:rPr>
+        <w:t xml:space="preserve"> г.</w:t>
+      </w:r>
+    </w:p>
+    <w:p>
+      <w:pPr>
+        <w:pStyle w:val="TNR"/>
+      </w:pPr>
+      <w:r>
+        <w:t xml:space="preserve">Окончание работ: </w:t>
+      </w:r>
+      <w:r>
+        <w:rPr>
+          <w:rFonts w:eastAsia="Calibri"/>
+        </w:rPr>
+        <w:t>3</w:t>
+      </w:r>
+      <w:r>
+        <w:rPr>
+          <w:rFonts w:eastAsia="Calibri"/>
+        </w:rPr>
+        <w:t>0</w:t>
+      </w:r>
+      <w:r>
+        <w:t xml:space="preserve"> </w:t>
+      </w:r>
+      <w:r>
+        <w:rPr>
+          <w:rFonts w:eastAsia="Calibri"/>
+        </w:rPr>
+        <w:t>апреля</w:t>
+      </w:r>
+      <w:r>
+        <w:t xml:space="preserve"> 202</w:t>
+      </w:r>
+      <w:r>
+        <w:rPr>
+          <w:rFonts w:eastAsia="Calibri"/>
+        </w:rPr>
+        <w:t>6</w:t>
+      </w:r>
+      <w:r>
+        <w:t xml:space="preserve"> г.</w:t>
+      </w:r>
+    </w:p>
+    <w:p>
+      <w:pPr>
+        <w:pStyle w:val="1"/>
+        <w:rPr>
+          <w:rFonts w:eastAsia="Calibri"/>
+        </w:rPr>
+      </w:pPr>
+      <w:r>
+        <w:rPr>
+          <w:rFonts w:eastAsia="Calibri"/>
+        </w:rPr>
+        <w:t xml:space="preserve"> </w:t>
+      </w:r>
+      <w:bookmarkStart w:id="24" w:name="_Toc228030600"/>
+      <w:r>
+        <w:rPr>
+          <w:rFonts w:eastAsia="Calibri"/>
+        </w:rPr>
+        <w:t>Назначение и цели создания системы</w:t>
+      </w:r>
+      <w:bookmarkEnd w:id="24"/>
+    </w:p>
+    <w:p>
+      <w:pPr>
+        <w:pStyle w:val="2"/>
+        <w:rPr>
+          <w:rFonts w:eastAsia="Calibri"/>
+        </w:rPr>
+      </w:pPr>
+      <w:bookmarkStart w:id="25" w:name="_Toc228030601"/>
+      <w:r>
+        <w:rPr>
+          <w:rFonts w:eastAsia="Calibri"/>
+        </w:rPr>
+        <w:t>Назначение системы</w:t>
+      </w:r>
+      <w:bookmarkEnd w:id="25"/>
+    </w:p>
+    <w:p>
+      <w:pPr>
+        <w:pStyle w:val="TNR"/>
+        <w:rPr>
+          <w:rFonts w:eastAsia="Calibri"/>
+        </w:rPr>
+      </w:pPr>
+      <w:r>
+        <w:rPr>
+          <w:rFonts w:eastAsia="Calibri"/>
+        </w:rPr>
+        <w:t xml:space="preserve">Система предназначена для </w:t>
+      </w:r>
+      <w:r>
+        <w:rPr>
+          <w:rFonts w:eastAsia="Calibri"/>
+        </w:rPr>
+        <w:t>управления списком скидок, расчета размера скидки и итоговой стоимости товара.</w:t>
+      </w:r>
+    </w:p>
+    <w:p>
+      <w:pPr>
+        <w:pStyle w:val="2"/>
+        <w:rPr>
+          <w:rFonts w:eastAsia="Calibri"/>
+        </w:rPr>
+      </w:pPr>
+      <w:bookmarkStart w:id="26" w:name="_Toc228030602"/>
+      <w:r>
+        <w:rPr>
+          <w:rFonts w:eastAsia="Calibri"/>
+        </w:rPr>
+        <w:t>Цели создания системы</w:t>
+      </w:r>
       <w:bookmarkEnd w:id="26"/>
     </w:p>
     <w:p>
       <w:pPr>
-        <w:pStyle w:val="2"/>
+        <w:pStyle w:val="TNR"/>
         <w:rPr>
           <w:rFonts w:eastAsia="Calibri"/>
         </w:rPr>
       </w:pPr>
-      <w:bookmarkStart w:id="27" w:name="_Toc228030597"/>
       <w:r>
         <w:rPr>
           <w:rFonts w:eastAsia="Calibri"/>
         </w:rPr>
-        <w:t>Полное наименование системы и её условное обозначение</w:t>
+        <w:t xml:space="preserve">Система создаётся в целях сокращения трудозатрат </w:t>
+      </w:r>
+      <w:r>
+        <w:rPr>
+          <w:rFonts w:eastAsia="Calibri"/>
+        </w:rPr>
+        <w:t>персонала при обработке данных о скидках.</w:t>
+      </w:r>
+    </w:p>
+    <w:p>
+      <w:pPr>
+        <w:pStyle w:val="1"/>
+        <w:rPr>
+          <w:rFonts w:eastAsia="Calibri"/>
+        </w:rPr>
+      </w:pPr>
+      <w:bookmarkStart w:id="27" w:name="_Toc228030603"/>
+      <w:r>
+        <w:rPr>
+          <w:rFonts w:eastAsia="Calibri"/>
+        </w:rPr>
+        <w:t>Описание проблемы</w:t>
       </w:r>
       <w:bookmarkEnd w:id="27"/>
     </w:p>
     <w:p>
       <w:pPr>
         <w:pStyle w:val="TNR"/>
+      </w:pPr>
+      <w:r>
+        <w:t>Р</w:t>
+      </w:r>
+      <w:r>
+        <w:t>асчёт размера скидок и итоговой стоимости товаров выполнялся вручную или с использованием калькулятор</w:t>
+      </w:r>
+      <w:r>
+        <w:t>а</w:t>
+      </w:r>
+      <w:r>
+        <w:t>, что требовало значительных временных затрат и могло приводить к ошибкам при вводе данных, неверному определению типа скидки или некорректному применению формул расчёта.</w:t>
+      </w:r>
+    </w:p>
+    <w:p>
+      <w:pPr>
+        <w:pStyle w:val="TNR"/>
+      </w:pPr>
+      <w:r>
+        <w:t xml:space="preserve">С целью автоматизации процесса </w:t>
+      </w:r>
+      <w:r>
+        <w:t>расчета</w:t>
+      </w:r>
+      <w:r>
+        <w:t xml:space="preserve"> скид</w:t>
+      </w:r>
+      <w:r>
+        <w:t>ок и</w:t>
+      </w:r>
+      <w:r>
+        <w:t xml:space="preserve"> повышения точности расчётов</w:t>
+      </w:r>
+      <w:r>
+        <w:t xml:space="preserve"> </w:t>
+      </w:r>
+      <w:r>
+        <w:t>разрабатывается программное обеспечение с поддержкой различных типов скидок (процентная, по сертификату).</w:t>
+      </w:r>
+    </w:p>
+    <w:p>
+      <w:pPr>
+        <w:rPr>
+          <w:rFonts w:ascii="Times New Roman" w:eastAsia="Times New Roman" w:hAnsi="Times New Roman" w:cs="Times New Roman"/>
+          <w:sz w:val="28"/>
+          <w:szCs w:val="28"/>
+          <w:lang w:eastAsia="ru-RU"/>
+        </w:rPr>
+      </w:pPr>
+      <w:r>
+        <w:br w:type="page"/>
+      </w:r>
+    </w:p>
+    <w:p>
+      <w:pPr>
+        <w:pStyle w:val="1"/>
         <w:rPr>
           <w:rFonts w:eastAsia="Calibri"/>
         </w:rPr>
       </w:pPr>
+      <w:bookmarkStart w:id="28" w:name="_Toc228030604"/>
       <w:r>
         <w:rPr>
           <w:rFonts w:eastAsia="Calibri"/>
         </w:rPr>
-        <w:t xml:space="preserve">Полное наименование: «Программа для расчёта </w:t>
-      </w:r>
-      <w:r>
-        <w:rPr>
-          <w:rFonts w:eastAsia="Calibri"/>
-        </w:rPr>
-        <w:t>скидок</w:t>
-      </w:r>
-      <w:r>
-        <w:rPr>
-          <w:rFonts w:eastAsia="Calibri"/>
-        </w:rPr>
-        <w:t>».</w:t>
-      </w:r>
-    </w:p>
-    <w:p>
-      <w:pPr>
-        <w:pStyle w:val="TNR"/>
-        <w:rPr>
-          <w:rFonts w:eastAsia="Calibri"/>
-        </w:rPr>
-      </w:pPr>
-      <w:r>
-        <w:rPr>
-          <w:rFonts w:eastAsia="Calibri"/>
-        </w:rPr>
-        <w:t>Условное обозначение: Система.</w:t>
-      </w:r>
-    </w:p>
-    <w:p>
-      <w:pPr>
-        <w:pStyle w:val="2"/>
-        <w:rPr>
-          <w:rFonts w:eastAsia="Calibri"/>
-        </w:rPr>
-      </w:pPr>
-      <w:bookmarkStart w:id="28" w:name="_Toc228030598"/>
-      <w:r>
-        <w:rPr>
-          <w:rFonts w:eastAsia="Calibri"/>
-        </w:rPr>
-        <w:t>Наименование предприятий разработчика и заказчика системы</w:t>
+        <w:lastRenderedPageBreak/>
+        <w:t>Требования к системе</w:t>
       </w:r>
       <w:bookmarkEnd w:id="28"/>
-    </w:p>
-    <w:p>
-      <w:pPr>
-        <w:pStyle w:val="TNR"/>
-        <w:rPr>
-          <w:rFonts w:eastAsia="Calibri"/>
-        </w:rPr>
-      </w:pPr>
-      <w:r>
-        <w:rPr>
-          <w:rFonts w:eastAsia="Calibri"/>
-        </w:rPr>
-        <w:t xml:space="preserve">Заказчик: </w:t>
-      </w:r>
-      <w:r>
-        <w:rPr>
-          <w:rFonts w:eastAsia="Calibri"/>
-        </w:rPr>
-        <w:t>к</w:t>
-      </w:r>
-      <w:r>
-        <w:rPr>
-          <w:rFonts w:eastAsia="Calibri"/>
-        </w:rPr>
-        <w:t>.т.</w:t>
-      </w:r>
-      <w:r>
-        <w:rPr>
-          <w:rFonts w:eastAsia="Calibri"/>
-        </w:rPr>
-        <w:t>н.</w:t>
-      </w:r>
-      <w:r>
-        <w:rPr>
-          <w:rFonts w:eastAsia="Calibri"/>
-        </w:rPr>
-        <w:t xml:space="preserve">, доцент </w:t>
-      </w:r>
-      <w:proofErr w:type="spellStart"/>
-      <w:r>
-        <w:rPr>
-          <w:rFonts w:eastAsia="Calibri"/>
-        </w:rPr>
-        <w:t>Калентьев</w:t>
-      </w:r>
-      <w:proofErr w:type="spellEnd"/>
-      <w:r>
-        <w:rPr>
-          <w:rFonts w:eastAsia="Calibri"/>
-        </w:rPr>
-        <w:t xml:space="preserve"> А. А.</w:t>
-      </w:r>
-    </w:p>
-    <w:p>
-      <w:pPr>
-        <w:pStyle w:val="TNR"/>
-        <w:rPr>
-          <w:rFonts w:eastAsia="Calibri"/>
-        </w:rPr>
-      </w:pPr>
-      <w:r>
-        <w:rPr>
-          <w:rFonts w:eastAsia="Calibri"/>
-        </w:rPr>
-        <w:t xml:space="preserve">Разработчик: </w:t>
-      </w:r>
-      <w:r>
-        <w:rPr>
-          <w:rFonts w:eastAsia="Calibri"/>
-        </w:rPr>
-        <w:t>с</w:t>
-      </w:r>
-      <w:r>
-        <w:rPr>
-          <w:rFonts w:eastAsia="Calibri"/>
-        </w:rPr>
-        <w:t>тудент гр. О-5КМ</w:t>
-      </w:r>
-      <w:r>
-        <w:rPr>
-          <w:rFonts w:eastAsia="Calibri"/>
-        </w:rPr>
-        <w:t>4</w:t>
-      </w:r>
-      <w:r>
-        <w:rPr>
-          <w:rFonts w:eastAsia="Calibri"/>
-        </w:rPr>
-        <w:t xml:space="preserve">1 НИ ТПУ </w:t>
-      </w:r>
-      <w:r>
-        <w:rPr>
-          <w:rFonts w:eastAsia="Calibri"/>
-        </w:rPr>
-        <w:t>Десятов А.В.</w:t>
-      </w:r>
-    </w:p>
-    <w:p>
-      <w:pPr>
-        <w:pStyle w:val="2"/>
-        <w:rPr>
-          <w:rFonts w:eastAsia="Calibri"/>
-        </w:rPr>
-      </w:pPr>
-      <w:bookmarkStart w:id="29" w:name="_Toc228030599"/>
-      <w:r>
-        <w:rPr>
-          <w:rFonts w:eastAsia="Calibri"/>
-        </w:rPr>
-        <w:t>Плановые сроки начала и окончания работы по созданию системы</w:t>
-      </w:r>
-      <w:bookmarkEnd w:id="29"/>
-    </w:p>
-    <w:p>
-      <w:pPr>
-        <w:pStyle w:val="TNR"/>
-        <w:rPr>
-          <w:rFonts w:eastAsia="Calibri"/>
-        </w:rPr>
-      </w:pPr>
-      <w:r>
-        <w:rPr>
-          <w:rFonts w:eastAsia="Calibri"/>
-        </w:rPr>
-        <w:t xml:space="preserve">Начало работ: </w:t>
-      </w:r>
-      <w:r>
-        <w:rPr>
-          <w:rFonts w:eastAsia="Calibri"/>
-        </w:rPr>
-        <w:t>5</w:t>
-      </w:r>
-      <w:r>
-        <w:rPr>
-          <w:rFonts w:eastAsia="Calibri"/>
-        </w:rPr>
-        <w:t xml:space="preserve"> </w:t>
-      </w:r>
-      <w:r>
-        <w:rPr>
-          <w:rFonts w:eastAsia="Calibri"/>
-        </w:rPr>
-        <w:t>марта</w:t>
-      </w:r>
-      <w:r>
-        <w:rPr>
-          <w:rFonts w:eastAsia="Calibri"/>
-        </w:rPr>
-        <w:t xml:space="preserve"> 202</w:t>
-      </w:r>
-      <w:r>
-        <w:rPr>
-          <w:rFonts w:eastAsia="Calibri"/>
-        </w:rPr>
-        <w:t>6</w:t>
-      </w:r>
-      <w:r>
-        <w:rPr>
-          <w:rFonts w:eastAsia="Calibri"/>
-        </w:rPr>
-        <w:t xml:space="preserve"> г.</w:t>
-      </w:r>
-    </w:p>
-    <w:p>
-      <w:pPr>
-        <w:pStyle w:val="TNR"/>
-      </w:pPr>
-      <w:r>
-        <w:t xml:space="preserve">Окончание работ: </w:t>
-      </w:r>
-      <w:commentRangeStart w:id="30"/>
-      <w:commentRangeStart w:id="31"/>
-      <w:r>
-        <w:rPr>
-          <w:rFonts w:eastAsia="Calibri"/>
-        </w:rPr>
-        <w:t>3</w:t>
-      </w:r>
-      <w:r>
-        <w:rPr>
-          <w:rFonts w:eastAsia="Calibri"/>
-        </w:rPr>
-        <w:t>0</w:t>
-      </w:r>
-      <w:r>
-        <w:t xml:space="preserve"> </w:t>
-      </w:r>
-      <w:r>
-        <w:rPr>
-          <w:rFonts w:eastAsia="Calibri"/>
-        </w:rPr>
-        <w:t>апреля</w:t>
-      </w:r>
-      <w:r>
-        <w:t xml:space="preserve"> 202</w:t>
-      </w:r>
-      <w:r>
-        <w:rPr>
-          <w:rFonts w:eastAsia="Calibri"/>
-        </w:rPr>
-        <w:t>6</w:t>
-      </w:r>
-      <w:r>
-        <w:t xml:space="preserve"> г.</w:t>
-      </w:r>
-      <w:commentRangeEnd w:id="30"/>
-      <w:r>
-        <w:rPr>
-          <w:rStyle w:val="ab"/>
-          <w:rFonts w:asciiTheme="minorHAnsi" w:eastAsiaTheme="minorHAnsi" w:hAnsiTheme="minorHAnsi" w:cstheme="minorBidi"/>
-          <w:lang w:eastAsia="en-US"/>
-        </w:rPr>
-        <w:commentReference w:id="30"/>
-      </w:r>
-      <w:commentRangeEnd w:id="31"/>
-      <w:r>
-        <w:rPr>
-          <w:rStyle w:val="ab"/>
-          <w:rFonts w:asciiTheme="minorHAnsi" w:eastAsiaTheme="minorHAnsi" w:hAnsiTheme="minorHAnsi" w:cstheme="minorBidi"/>
-          <w:lang w:eastAsia="en-US"/>
-        </w:rPr>
-        <w:commentReference w:id="31"/>
-      </w:r>
-    </w:p>
-    <w:p>
-      <w:pPr>
-        <w:pStyle w:val="1"/>
-        <w:rPr>
-          <w:rFonts w:eastAsia="Calibri"/>
-        </w:rPr>
-      </w:pPr>
-      <w:r>
-        <w:rPr>
-          <w:rFonts w:eastAsia="Calibri"/>
-        </w:rPr>
-        <w:t xml:space="preserve"> </w:t>
-      </w:r>
-      <w:bookmarkStart w:id="32" w:name="_Toc228030600"/>
-      <w:r>
-        <w:rPr>
-          <w:rFonts w:eastAsia="Calibri"/>
-        </w:rPr>
-        <w:t>Назначение и цели создания системы</w:t>
-      </w:r>
-      <w:bookmarkEnd w:id="32"/>
-    </w:p>
-    <w:p>
-      <w:pPr>
-        <w:pStyle w:val="2"/>
-        <w:rPr>
-          <w:rFonts w:eastAsia="Calibri"/>
-        </w:rPr>
-      </w:pPr>
-      <w:bookmarkStart w:id="33" w:name="_Toc228030601"/>
-      <w:r>
-        <w:rPr>
-          <w:rFonts w:eastAsia="Calibri"/>
-        </w:rPr>
-        <w:t>Назначение системы</w:t>
-      </w:r>
-      <w:bookmarkEnd w:id="33"/>
-    </w:p>
-    <w:p>
-      <w:pPr>
-        <w:pStyle w:val="TNR"/>
-        <w:rPr>
-          <w:rFonts w:eastAsia="Calibri"/>
-        </w:rPr>
-      </w:pPr>
-      <w:r>
-        <w:rPr>
-          <w:rFonts w:eastAsia="Calibri"/>
-        </w:rPr>
-        <w:t xml:space="preserve">Система предназначена для </w:t>
-      </w:r>
-      <w:r>
-        <w:rPr>
-          <w:rFonts w:eastAsia="Calibri"/>
-        </w:rPr>
-        <w:t>управления списком скидок, расчета размера скидки и итоговой стоимости товара.</w:t>
-      </w:r>
-    </w:p>
-    <w:p>
-      <w:pPr>
-        <w:pStyle w:val="2"/>
-        <w:rPr>
-          <w:rFonts w:eastAsia="Calibri"/>
-        </w:rPr>
-      </w:pPr>
-      <w:bookmarkStart w:id="34" w:name="_Toc228030602"/>
-      <w:r>
-        <w:rPr>
-          <w:rFonts w:eastAsia="Calibri"/>
-        </w:rPr>
-        <w:t>Цели создания системы</w:t>
-      </w:r>
-      <w:bookmarkEnd w:id="34"/>
-    </w:p>
-    <w:p>
-      <w:pPr>
-        <w:pStyle w:val="TNR"/>
-        <w:rPr>
-          <w:rFonts w:eastAsia="Calibri"/>
-        </w:rPr>
-      </w:pPr>
-      <w:r>
-        <w:rPr>
-          <w:rFonts w:eastAsia="Calibri"/>
-        </w:rPr>
-        <w:t xml:space="preserve">Система создаётся в целях сокращения трудозатрат </w:t>
-      </w:r>
-      <w:r>
-        <w:rPr>
-          <w:rFonts w:eastAsia="Calibri"/>
-        </w:rPr>
-        <w:t>персонала при обработке данных о скидках.</w:t>
-      </w:r>
-    </w:p>
-    <w:p>
-      <w:pPr>
-        <w:pStyle w:val="1"/>
-        <w:rPr>
-          <w:rFonts w:eastAsia="Calibri"/>
-        </w:rPr>
-      </w:pPr>
-      <w:bookmarkStart w:id="35" w:name="_Toc228030603"/>
-      <w:r>
-        <w:rPr>
-          <w:rFonts w:eastAsia="Calibri"/>
-        </w:rPr>
-        <w:t>Описание проблемы</w:t>
-      </w:r>
-      <w:bookmarkEnd w:id="35"/>
-    </w:p>
-    <w:p>
-      <w:pPr>
-        <w:pStyle w:val="TNR"/>
-      </w:pPr>
-      <w:r>
-        <w:t>Р</w:t>
-      </w:r>
-      <w:r>
-        <w:t>асчёт размера скидок и итоговой стоимости товаров выполнялся вручную или с использованием калькулятор</w:t>
-      </w:r>
-      <w:r>
-        <w:t>а</w:t>
-      </w:r>
-      <w:r>
-        <w:t>, что требовало значительных временных затрат и могло приводить к ошибкам при вводе данных, неверному определению типа скидки или некорректному применению формул расчёта.</w:t>
-      </w:r>
-    </w:p>
-    <w:p>
-      <w:pPr>
-        <w:pStyle w:val="TNR"/>
-      </w:pPr>
-      <w:r>
-        <w:t xml:space="preserve">С целью автоматизации процесса </w:t>
-      </w:r>
-      <w:r>
-        <w:t>расчета</w:t>
-      </w:r>
-      <w:r>
-        <w:t xml:space="preserve"> скид</w:t>
-      </w:r>
-      <w:r>
-        <w:t>ок и</w:t>
-      </w:r>
-      <w:r>
-        <w:t xml:space="preserve"> повышения точности расчётов</w:t>
-      </w:r>
-      <w:r>
-        <w:t xml:space="preserve"> </w:t>
-      </w:r>
-      <w:r>
-        <w:t>разрабатывается программное обеспечение с поддержкой различных типов скидок (процентная, по сертификату).</w:t>
-      </w:r>
-    </w:p>
-    <w:p>
-      <w:pPr>
-        <w:pStyle w:val="1"/>
-        <w:rPr>
-          <w:rFonts w:eastAsia="Calibri"/>
-        </w:rPr>
-      </w:pPr>
-      <w:bookmarkStart w:id="36" w:name="_Toc228030604"/>
-      <w:r>
-        <w:rPr>
-          <w:rFonts w:eastAsia="Calibri"/>
-        </w:rPr>
-        <w:t>Требования к системе</w:t>
-      </w:r>
-      <w:bookmarkEnd w:id="36"/>
     </w:p>
     <w:p>
       <w:pPr>
@@ -10815,7 +10746,6 @@
                 <w:rFonts w:eastAsia="Calibri"/>
                 <w:lang w:val="en-US"/>
               </w:rPr>
-              <w:lastRenderedPageBreak/>
               <w:t>A</w:t>
             </w:r>
           </w:p>
@@ -11030,14 +10960,14 @@
           <w:rFonts w:eastAsia="Calibri"/>
         </w:rPr>
       </w:pPr>
-      <w:bookmarkStart w:id="37" w:name="_Toc228030605"/>
+      <w:bookmarkStart w:id="29" w:name="_Toc228030605"/>
       <w:r>
         <w:rPr>
           <w:rFonts w:eastAsia="Calibri"/>
         </w:rPr>
         <w:t>Требования к архитектуре</w:t>
       </w:r>
-      <w:bookmarkEnd w:id="37"/>
+      <w:bookmarkEnd w:id="29"/>
     </w:p>
     <w:p>
       <w:pPr>
@@ -11060,14 +10990,14 @@
           <w:rFonts w:eastAsia="Calibri"/>
         </w:rPr>
       </w:pPr>
-      <w:bookmarkStart w:id="38" w:name="_Toc228030606"/>
+      <w:bookmarkStart w:id="30" w:name="_Toc228030606"/>
       <w:r>
         <w:rPr>
           <w:rFonts w:eastAsia="Calibri"/>
         </w:rPr>
         <w:t>Требования к структуре данных</w:t>
       </w:r>
-      <w:bookmarkEnd w:id="38"/>
+      <w:bookmarkEnd w:id="30"/>
     </w:p>
     <w:p>
       <w:pPr>
@@ -11597,14 +11527,14 @@
           <w:rFonts w:eastAsia="Calibri"/>
         </w:rPr>
       </w:pPr>
-      <w:bookmarkStart w:id="39" w:name="_Toc228030607"/>
+      <w:bookmarkStart w:id="31" w:name="_Toc228030607"/>
       <w:r>
         <w:rPr>
           <w:rFonts w:eastAsia="Calibri"/>
         </w:rPr>
         <w:t>Функциональные требования</w:t>
       </w:r>
-      <w:bookmarkEnd w:id="39"/>
+      <w:bookmarkEnd w:id="31"/>
     </w:p>
     <w:p>
       <w:pPr>
@@ -11644,6 +11574,7 @@
         <w:rPr>
           <w:rFonts w:eastAsia="Calibri"/>
         </w:rPr>
+        <w:lastRenderedPageBreak/>
         <w:t>Процентная скидка;</w:t>
       </w:r>
     </w:p>
@@ -11698,10 +11629,10 @@
           <w:position w:val="-12"/>
         </w:rPr>
         <w:object w:dxaOrig="5020" w:dyaOrig="360" w14:anchorId="7A614889">
-          <v:shape id="_x0000_i1026" type="#_x0000_t75" style="width:251.05pt;height:18.15pt" o:ole="">
-            <v:imagedata r:id="rId38" o:title=""/>
+          <v:shape id="_x0000_i1026" type="#_x0000_t75" style="width:250.9pt;height:18.1pt" o:ole="">
+            <v:imagedata r:id="rId34" o:title=""/>
           </v:shape>
-          <o:OLEObject Type="Embed" ProgID="Equation.DSMT4" ShapeID="_x0000_i1026" DrawAspect="Content" ObjectID="_1839058400" r:id="rId39"/>
+          <o:OLEObject Type="Embed" ProgID="Equation.DSMT4" ShapeID="_x0000_i1026" DrawAspect="Content" ObjectID="_1839061068" r:id="rId35"/>
         </w:object>
       </w:r>
       <w:r>
@@ -11713,7 +11644,6 @@
         <w:pStyle w:val="TNR"/>
       </w:pPr>
       <w:r>
-        <w:lastRenderedPageBreak/>
         <w:t>где</w:t>
       </w:r>
       <w:r>
@@ -11807,10 +11737,10 @@
           <w:position w:val="-12"/>
         </w:rPr>
         <w:object w:dxaOrig="5340" w:dyaOrig="360" w14:anchorId="2BBE46A1">
-          <v:shape id="_x0000_i1027" type="#_x0000_t75" style="width:266.7pt;height:18.15pt" o:ole="">
-            <v:imagedata r:id="rId40" o:title=""/>
+          <v:shape id="_x0000_i1027" type="#_x0000_t75" style="width:266.8pt;height:18.1pt" o:ole="">
+            <v:imagedata r:id="rId36" o:title=""/>
           </v:shape>
-          <o:OLEObject Type="Embed" ProgID="Equation.DSMT4" ShapeID="_x0000_i1027" DrawAspect="Content" ObjectID="_1839058401" r:id="rId41"/>
+          <o:OLEObject Type="Embed" ProgID="Equation.DSMT4" ShapeID="_x0000_i1027" DrawAspect="Content" ObjectID="_1839061069" r:id="rId37"/>
         </w:object>
       </w:r>
     </w:p>
@@ -11965,14 +11895,14 @@
           <w:rFonts w:eastAsia="Calibri"/>
         </w:rPr>
       </w:pPr>
-      <w:bookmarkStart w:id="40" w:name="_Toc228030608"/>
+      <w:bookmarkStart w:id="32" w:name="_Toc228030608"/>
       <w:r>
         <w:rPr>
           <w:rFonts w:eastAsia="Calibri"/>
         </w:rPr>
         <w:t>Требования к пользовательскому интерфейсу</w:t>
       </w:r>
-      <w:bookmarkEnd w:id="40"/>
+      <w:bookmarkEnd w:id="32"/>
     </w:p>
     <w:p>
       <w:pPr>
@@ -12023,7 +11953,7 @@
           <w:rFonts w:eastAsia="Calibri"/>
         </w:rPr>
       </w:pPr>
-      <w:bookmarkStart w:id="41" w:name="_Toc228030609"/>
+      <w:bookmarkStart w:id="33" w:name="_Toc228030609"/>
       <w:r>
         <w:rPr>
           <w:rFonts w:eastAsia="Calibri"/>
@@ -12042,7 +11972,7 @@
         </w:rPr>
         <w:t>программному обеспечению</w:t>
       </w:r>
-      <w:bookmarkEnd w:id="41"/>
+      <w:bookmarkEnd w:id="33"/>
     </w:p>
     <w:p>
       <w:pPr>
@@ -12130,6 +12060,7 @@
         <w:rPr>
           <w:b/>
         </w:rPr>
+        <w:lastRenderedPageBreak/>
         <w:t>C4</w:t>
       </w:r>
       <w:r>
@@ -12167,16 +12098,15 @@
         </w:numPr>
         <w:ind w:left="360" w:hanging="360"/>
       </w:pPr>
-      <w:bookmarkStart w:id="42" w:name="_Toc74829069"/>
-      <w:bookmarkStart w:id="43" w:name="_Toc74956678"/>
-      <w:bookmarkStart w:id="44" w:name="_Toc228030610"/>
-      <w:r>
-        <w:lastRenderedPageBreak/>
+      <w:bookmarkStart w:id="34" w:name="_Toc74829069"/>
+      <w:bookmarkStart w:id="35" w:name="_Toc74956678"/>
+      <w:bookmarkStart w:id="36" w:name="_Toc228030610"/>
+      <w:r>
         <w:t>СПИСОК ИСПОЛЬЗОВАННЫХ ИСТОЧНИКОВ</w:t>
       </w:r>
-      <w:bookmarkEnd w:id="42"/>
-      <w:bookmarkEnd w:id="43"/>
-      <w:bookmarkEnd w:id="44"/>
+      <w:bookmarkEnd w:id="34"/>
+      <w:bookmarkEnd w:id="35"/>
+      <w:bookmarkEnd w:id="36"/>
     </w:p>
     <w:p>
       <w:pPr>
@@ -12251,8 +12181,8 @@
       </w:pPr>
     </w:p>
     <w:sectPr>
-      <w:footerReference w:type="default" r:id="rId42"/>
-      <w:footerReference w:type="first" r:id="rId43"/>
+      <w:footerReference w:type="default" r:id="rId38"/>
+      <w:footerReference w:type="first" r:id="rId39"/>
       <w:pgSz w:w="11906" w:h="16838"/>
       <w:pgMar w:top="1134" w:right="850" w:bottom="1134" w:left="1701" w:header="708" w:footer="708" w:gutter="0"/>
       <w:cols w:space="708"/>
@@ -12261,219 +12191,6 @@
     </w:sectPr>
   </w:body>
 </w:document>
-</file>
-
-<file path=word/comments.xml><?xml version="1.0" encoding="utf-8"?>
-<w:comments xmlns:wpc="http://schemas.microsoft.com/office/word/2010/wordprocessingCanvas" xmlns:cx="http://schemas.microsoft.com/office/drawing/2014/chartex" xmlns:cx1="http://schemas.microsoft.com/office/drawing/2015/9/8/chartex" xmlns:cx2="http://schemas.microsoft.com/office/drawing/2015/10/21/chartex" xmlns:cx3="http://schemas.microsoft.com/office/drawing/2016/5/9/chartex" xmlns:cx4="http://schemas.microsoft.com/office/drawing/2016/5/10/chartex" xmlns:cx5="http://schemas.microsoft.com/office/drawing/2016/5/11/chartex" xmlns:cx6="http://schemas.microsoft.com/office/drawing/2016/5/12/chartex" xmlns:cx7="http://schemas.microsoft.com/office/drawing/2016/5/13/chartex" xmlns:cx8="http://schemas.microsoft.com/office/drawing/2016/5/14/chartex" xmlns:mc="http://schemas.openxmlformats.org/markup-compatibility/2006" xmlns:aink="http://schemas.microsoft.com/office/drawing/2016/ink" xmlns:am3d="http://schemas.microsoft.com/office/drawing/2017/model3d" xmlns:o="urn:schemas-microsoft-com:office:office" xmlns:r="http://schemas.openxmlformats.org/officeDocument/2006/relationships" xmlns:m="http://schemas.openxmlformats.org/officeDocument/2006/math" xmlns:v="urn:schemas-microsoft-com:vml" xmlns:wp14="http://schemas.microsoft.com/office/word/2010/wordprocessingDrawing" xmlns:wp="http://schemas.openxmlformats.org/drawingml/2006/wordprocessingDrawing" xmlns:w10="urn:schemas-microsoft-com:office:word" xmlns:w="http://schemas.openxmlformats.org/wordprocessingml/2006/main" xmlns:w14="http://schemas.microsoft.com/office/word/2010/wordml" xmlns:w15="http://schemas.microsoft.com/office/word/2012/wordml" xmlns:w16cex="http://schemas.microsoft.com/office/word/2018/wordml/cex" xmlns:w16cid="http://schemas.microsoft.com/office/word/2016/wordml/cid" xmlns:w16="http://schemas.microsoft.com/office/word/2018/wordml" xmlns:w16sdtdh="http://schemas.microsoft.com/office/word/2020/wordml/sdtdatahash" xmlns:w16se="http://schemas.microsoft.com/office/word/2015/wordml/symex" xmlns:wpg="http://schemas.microsoft.com/office/word/2010/wordprocessingGroup" xmlns:wpi="http://schemas.microsoft.com/office/word/2010/wordprocessingInk" xmlns:wne="http://schemas.microsoft.com/office/word/2006/wordml" xmlns:wps="http://schemas.microsoft.com/office/word/2010/wordprocessingShape" mc:Ignorable="w14 w15 w16se w16cid w16 w16cex w16sdtdh wp14">
-  <w:comment w:id="11" w:author="Aleksey A. Kalentev" w:date="2026-04-30T11:24:00Z" w:initials="AAK">
-    <w:p>
-      <w:pPr>
-        <w:pStyle w:val="ac"/>
-      </w:pPr>
-      <w:r>
-        <w:rPr>
-          <w:rStyle w:val="ab"/>
-        </w:rPr>
-        <w:annotationRef/>
-      </w:r>
-      <w:r>
-        <w:t>Тут и ниже добавить ещё поля</w:t>
-      </w:r>
-    </w:p>
-  </w:comment>
-  <w:comment w:id="12" w:author="Aleksey V. Desyatov" w:date="2026-04-30T12:42:00Z" w:initials="AVD">
-    <w:p>
-      <w:pPr>
-        <w:pStyle w:val="ac"/>
-      </w:pPr>
-      <w:r>
-        <w:rPr>
-          <w:rStyle w:val="ab"/>
-        </w:rPr>
-        <w:annotationRef/>
-      </w:r>
-      <w:r>
-        <w:t>Добавлено</w:t>
-      </w:r>
-    </w:p>
-  </w:comment>
-  <w:comment w:id="16" w:author="Aleksey A. Kalentev" w:date="2026-04-30T11:26:00Z" w:initials="AAK">
-    <w:p>
-      <w:pPr>
-        <w:pStyle w:val="ac"/>
-      </w:pPr>
-      <w:r>
-        <w:rPr>
-          <w:rStyle w:val="ab"/>
-        </w:rPr>
-        <w:annotationRef/>
-      </w:r>
-    </w:p>
-  </w:comment>
-  <w:comment w:id="17" w:author="Aleksey V. Desyatov" w:date="2026-04-30T11:34:00Z" w:initials="AVD">
-    <w:p>
-      <w:pPr>
-        <w:pStyle w:val="ac"/>
-      </w:pPr>
-      <w:r>
-        <w:rPr>
-          <w:rStyle w:val="ab"/>
-        </w:rPr>
-        <w:annotationRef/>
-      </w:r>
-      <w:r>
-        <w:t>Исправлено</w:t>
-      </w:r>
-    </w:p>
-  </w:comment>
-  <w:comment w:id="18" w:author="Aleksey A. Kalentev" w:date="2026-04-30T11:26:00Z" w:initials="AAK">
-    <w:p>
-      <w:pPr>
-        <w:pStyle w:val="ac"/>
-      </w:pPr>
-      <w:r>
-        <w:rPr>
-          <w:rStyle w:val="ab"/>
-        </w:rPr>
-        <w:annotationRef/>
-      </w:r>
-    </w:p>
-  </w:comment>
-  <w:comment w:id="19" w:author="Aleksey V. Desyatov" w:date="2026-04-30T11:36:00Z" w:initials="AVD">
-    <w:p>
-      <w:pPr>
-        <w:pStyle w:val="ac"/>
-      </w:pPr>
-      <w:r>
-        <w:rPr>
-          <w:rStyle w:val="ab"/>
-        </w:rPr>
-        <w:annotationRef/>
-      </w:r>
-      <w:r>
-        <w:t>Исправлено</w:t>
-      </w:r>
-    </w:p>
-  </w:comment>
-  <w:comment w:id="30" w:author="Aleksey A. Kalentev" w:date="2026-04-23T14:16:00Z" w:initials="AAK">
-    <w:p>
-      <w:pPr>
-        <w:pStyle w:val="ac"/>
-      </w:pPr>
-      <w:r>
-        <w:rPr>
-          <w:rStyle w:val="ab"/>
-        </w:rPr>
-        <w:annotationRef/>
-      </w:r>
-    </w:p>
-  </w:comment>
-  <w:comment w:id="31" w:author="Учетная запись Майкрософт" w:date="2026-04-25T16:47:00Z" w:initials="УзМ">
-    <w:p>
-      <w:pPr>
-        <w:pStyle w:val="ac"/>
-      </w:pPr>
-      <w:r>
-        <w:rPr>
-          <w:rStyle w:val="ab"/>
-        </w:rPr>
-        <w:annotationRef/>
-      </w:r>
-      <w:r>
-        <w:rPr>
-          <w:noProof/>
-          <w:lang w:eastAsia="ru-RU"/>
-        </w:rPr>
-        <w:drawing>
-          <wp:inline distT="0" distB="0" distL="0" distR="0" wp14:anchorId="015B2DB4" wp14:editId="575C42F5">
-            <wp:extent cx="272143" cy="272143"/>
-            <wp:effectExtent l="0" t="0" r="0" b="0"/>
-            <wp:docPr id="11" name="Рисунок 11" descr="Сложенные руки эмодзи 🙏"/>
-            <wp:cNvGraphicFramePr>
-              <a:graphicFrameLocks xmlns:a="http://schemas.openxmlformats.org/drawingml/2006/main" noChangeAspect="1"/>
-            </wp:cNvGraphicFramePr>
-            <a:graphic xmlns:a="http://schemas.openxmlformats.org/drawingml/2006/main">
-              <a:graphicData uri="http://schemas.openxmlformats.org/drawingml/2006/picture">
-                <pic:pic xmlns:pic="http://schemas.openxmlformats.org/drawingml/2006/picture">
-                  <pic:nvPicPr>
-                    <pic:cNvPr id="0" name="Picture 2" descr="Сложенные руки эмодзи 🙏"/>
-                    <pic:cNvPicPr>
-                      <a:picLocks noChangeAspect="1" noChangeArrowheads="1"/>
-                    </pic:cNvPicPr>
-                  </pic:nvPicPr>
-                  <pic:blipFill>
-                    <a:blip r:embed="rId1">
-                      <a:extLst>
-                        <a:ext uri="{28A0092B-C50C-407E-A947-70E740481C1C}">
-                          <a14:useLocalDpi xmlns:a14="http://schemas.microsoft.com/office/drawing/2010/main" val="0"/>
-                        </a:ext>
-                      </a:extLst>
-                    </a:blip>
-                    <a:srcRect/>
-                    <a:stretch>
-                      <a:fillRect/>
-                    </a:stretch>
-                  </pic:blipFill>
-                  <pic:spPr bwMode="auto">
-                    <a:xfrm>
-                      <a:off x="0" y="0"/>
-                      <a:ext cx="288064" cy="288064"/>
-                    </a:xfrm>
-                    <a:prstGeom prst="rect">
-                      <a:avLst/>
-                    </a:prstGeom>
-                    <a:noFill/>
-                    <a:ln>
-                      <a:noFill/>
-                    </a:ln>
-                  </pic:spPr>
-                </pic:pic>
-              </a:graphicData>
-            </a:graphic>
-          </wp:inline>
-        </w:drawing>
-      </w:r>
-    </w:p>
-  </w:comment>
-</w:comments>
-</file>
-
-<file path=word/commentsExtended.xml><?xml version="1.0" encoding="utf-8"?>
-<w15:commentsEx xmlns:wpc="http://schemas.microsoft.com/office/word/2010/wordprocessingCanvas" xmlns:cx="http://schemas.microsoft.com/office/drawing/2014/chartex" xmlns:cx1="http://schemas.microsoft.com/office/drawing/2015/9/8/chartex" xmlns:cx2="http://schemas.microsoft.com/office/drawing/2015/10/21/chartex" xmlns:cx3="http://schemas.microsoft.com/office/drawing/2016/5/9/chartex" xmlns:cx4="http://schemas.microsoft.com/office/drawing/2016/5/10/chartex" xmlns:cx5="http://schemas.microsoft.com/office/drawing/2016/5/11/chartex" xmlns:cx6="http://schemas.microsoft.com/office/drawing/2016/5/12/chartex" xmlns:cx7="http://schemas.microsoft.com/office/drawing/2016/5/13/chartex" xmlns:cx8="http://schemas.microsoft.com/office/drawing/2016/5/14/chartex" xmlns:mc="http://schemas.openxmlformats.org/markup-compatibility/2006" xmlns:aink="http://schemas.microsoft.com/office/drawing/2016/ink" xmlns:am3d="http://schemas.microsoft.com/office/drawing/2017/model3d" xmlns:o="urn:schemas-microsoft-com:office:office" xmlns:r="http://schemas.openxmlformats.org/officeDocument/2006/relationships" xmlns:m="http://schemas.openxmlformats.org/officeDocument/2006/math" xmlns:v="urn:schemas-microsoft-com:vml" xmlns:wp14="http://schemas.microsoft.com/office/word/2010/wordprocessingDrawing" xmlns:wp="http://schemas.openxmlformats.org/drawingml/2006/wordprocessingDrawing" xmlns:w10="urn:schemas-microsoft-com:office:word" xmlns:w="http://schemas.openxmlformats.org/wordprocessingml/2006/main" xmlns:w14="http://schemas.microsoft.com/office/word/2010/wordml" xmlns:w15="http://schemas.microsoft.com/office/word/2012/wordml" xmlns:w16cex="http://schemas.microsoft.com/office/word/2018/wordml/cex" xmlns:w16cid="http://schemas.microsoft.com/office/word/2016/wordml/cid" xmlns:w16="http://schemas.microsoft.com/office/word/2018/wordml" xmlns:w16sdtdh="http://schemas.microsoft.com/office/word/2020/wordml/sdtdatahash" xmlns:w16se="http://schemas.microsoft.com/office/word/2015/wordml/symex" xmlns:wpg="http://schemas.microsoft.com/office/word/2010/wordprocessingGroup" xmlns:wpi="http://schemas.microsoft.com/office/word/2010/wordprocessingInk" xmlns:wne="http://schemas.microsoft.com/office/word/2006/wordml" xmlns:wps="http://schemas.microsoft.com/office/word/2010/wordprocessingShape" mc:Ignorable="w14 w15 w16se w16cid w16 w16cex w16sdtdh wp14">
-  <w15:commentEx w15:paraId="4DAE397F" w15:done="0"/>
-  <w15:commentEx w15:paraId="1CFADA91" w15:paraIdParent="4DAE397F" w15:done="0"/>
-  <w15:commentEx w15:paraId="1FCA814C" w15:done="0"/>
-  <w15:commentEx w15:paraId="22EDF029" w15:paraIdParent="1FCA814C" w15:done="0"/>
-  <w15:commentEx w15:paraId="3C122631" w15:done="0"/>
-  <w15:commentEx w15:paraId="1CD13E1A" w15:paraIdParent="3C122631" w15:done="0"/>
-  <w15:commentEx w15:paraId="01360E54" w15:done="0"/>
-  <w15:commentEx w15:paraId="6021497B" w15:paraIdParent="01360E54" w15:done="0"/>
-</w15:commentsEx>
-</file>
-
-<file path=word/commentsExtensible.xml><?xml version="1.0" encoding="utf-8"?>
-<w16cex:commentsExtensible xmlns:wpc="http://schemas.microsoft.com/office/word/2010/wordprocessingCanvas" xmlns:cx="http://schemas.microsoft.com/office/drawing/2014/chartex" xmlns:cx1="http://schemas.microsoft.com/office/drawing/2015/9/8/chartex" xmlns:cx2="http://schemas.microsoft.com/office/drawing/2015/10/21/chartex" xmlns:cx3="http://schemas.microsoft.com/office/drawing/2016/5/9/chartex" xmlns:cx4="http://schemas.microsoft.com/office/drawing/2016/5/10/chartex" xmlns:cx5="http://schemas.microsoft.com/office/drawing/2016/5/11/chartex" xmlns:cx6="http://schemas.microsoft.com/office/drawing/2016/5/12/chartex" xmlns:cx7="http://schemas.microsoft.com/office/drawing/2016/5/13/chartex" xmlns:cx8="http://schemas.microsoft.com/office/drawing/2016/5/14/chartex" xmlns:mc="http://schemas.openxmlformats.org/markup-compatibility/2006" xmlns:aink="http://schemas.microsoft.com/office/drawing/2016/ink" xmlns:am3d="http://schemas.microsoft.com/office/drawing/2017/model3d" xmlns:o="urn:schemas-microsoft-com:office:office" xmlns:r="http://schemas.openxmlformats.org/officeDocument/2006/relationships" xmlns:m="http://schemas.openxmlformats.org/officeDocument/2006/math" xmlns:v="urn:schemas-microsoft-com:vml" xmlns:wp14="http://schemas.microsoft.com/office/word/2010/wordprocessingDrawing" xmlns:wp="http://schemas.openxmlformats.org/drawingml/2006/wordprocessingDrawing" xmlns:w10="urn:schemas-microsoft-com:office:word" xmlns:w="http://schemas.openxmlformats.org/wordprocessingml/2006/main" xmlns:w14="http://schemas.microsoft.com/office/word/2010/wordml" xmlns:w15="http://schemas.microsoft.com/office/word/2012/wordml" xmlns:w16cex="http://schemas.microsoft.com/office/word/2018/wordml/cex" xmlns:w16cid="http://schemas.microsoft.com/office/word/2016/wordml/cid" xmlns:w16="http://schemas.microsoft.com/office/word/2018/wordml" xmlns:w16sdtdh="http://schemas.microsoft.com/office/word/2020/wordml/sdtdatahash" xmlns:w16se="http://schemas.microsoft.com/office/word/2015/wordml/symex" xmlns:wpg="http://schemas.microsoft.com/office/word/2010/wordprocessingGroup" xmlns:wpi="http://schemas.microsoft.com/office/word/2010/wordprocessingInk" xmlns:wne="http://schemas.microsoft.com/office/word/2006/wordml" xmlns:wps="http://schemas.microsoft.com/office/word/2010/wordprocessingShape" mc:Ignorable="w14 w15 w16se w16cid w16 w16cex w16sdtdh wp14">
-  <w16cex:commentExtensible w16cex:durableId="2D9DBA81" w16cex:dateUtc="2026-04-30T04:24:00Z"/>
-  <w16cex:commentExtensible w16cex:durableId="2D9DCCC0" w16cex:dateUtc="2026-04-30T05:42:00Z"/>
-  <w16cex:commentExtensible w16cex:durableId="2D9DBAD7" w16cex:dateUtc="2026-04-30T04:26:00Z"/>
-  <w16cex:commentExtensible w16cex:durableId="2D9DBCC7" w16cex:dateUtc="2026-04-30T04:34:00Z"/>
-  <w16cex:commentExtensible w16cex:durableId="2D9DBAE6" w16cex:dateUtc="2026-04-30T04:26:00Z"/>
-  <w16cex:commentExtensible w16cex:durableId="2D9DBD36" w16cex:dateUtc="2026-04-30T04:36:00Z"/>
-  <w16cex:commentExtensible w16cex:durableId="2D94A83C" w16cex:dateUtc="2026-04-23T07:16:00Z"/>
-</w16cex:commentsExtensible>
-</file>
-
-<file path=word/commentsIds.xml><?xml version="1.0" encoding="utf-8"?>
-<w16cid:commentsIds xmlns:wpc="http://schemas.microsoft.com/office/word/2010/wordprocessingCanvas" xmlns:cx="http://schemas.microsoft.com/office/drawing/2014/chartex" xmlns:cx1="http://schemas.microsoft.com/office/drawing/2015/9/8/chartex" xmlns:cx2="http://schemas.microsoft.com/office/drawing/2015/10/21/chartex" xmlns:cx3="http://schemas.microsoft.com/office/drawing/2016/5/9/chartex" xmlns:cx4="http://schemas.microsoft.com/office/drawing/2016/5/10/chartex" xmlns:cx5="http://schemas.microsoft.com/office/drawing/2016/5/11/chartex" xmlns:cx6="http://schemas.microsoft.com/office/drawing/2016/5/12/chartex" xmlns:cx7="http://schemas.microsoft.com/office/drawing/2016/5/13/chartex" xmlns:cx8="http://schemas.microsoft.com/office/drawing/2016/5/14/chartex" xmlns:mc="http://schemas.openxmlformats.org/markup-compatibility/2006" xmlns:aink="http://schemas.microsoft.com/office/drawing/2016/ink" xmlns:am3d="http://schemas.microsoft.com/office/drawing/2017/model3d" xmlns:o="urn:schemas-microsoft-com:office:office" xmlns:r="http://schemas.openxmlformats.org/officeDocument/2006/relationships" xmlns:m="http://schemas.openxmlformats.org/officeDocument/2006/math" xmlns:v="urn:schemas-microsoft-com:vml" xmlns:wp14="http://schemas.microsoft.com/office/word/2010/wordprocessingDrawing" xmlns:wp="http://schemas.openxmlformats.org/drawingml/2006/wordprocessingDrawing" xmlns:w10="urn:schemas-microsoft-com:office:word" xmlns:w="http://schemas.openxmlformats.org/wordprocessingml/2006/main" xmlns:w14="http://schemas.microsoft.com/office/word/2010/wordml" xmlns:w15="http://schemas.microsoft.com/office/word/2012/wordml" xmlns:w16cex="http://schemas.microsoft.com/office/word/2018/wordml/cex" xmlns:w16cid="http://schemas.microsoft.com/office/word/2016/wordml/cid" xmlns:w16="http://schemas.microsoft.com/office/word/2018/wordml" xmlns:w16sdtdh="http://schemas.microsoft.com/office/word/2020/wordml/sdtdatahash" xmlns:w16se="http://schemas.microsoft.com/office/word/2015/wordml/symex" xmlns:wpg="http://schemas.microsoft.com/office/word/2010/wordprocessingGroup" xmlns:wpi="http://schemas.microsoft.com/office/word/2010/wordprocessingInk" xmlns:wne="http://schemas.microsoft.com/office/word/2006/wordml" xmlns:wps="http://schemas.microsoft.com/office/word/2010/wordprocessingShape" mc:Ignorable="w14 w15 w16se w16cid w16 w16cex w16sdtdh wp14">
-  <w16cid:commentId w16cid:paraId="4DAE397F" w16cid:durableId="2D9DBA81"/>
-  <w16cid:commentId w16cid:paraId="1CFADA91" w16cid:durableId="2D9DCCC0"/>
-  <w16cid:commentId w16cid:paraId="1FCA814C" w16cid:durableId="2D9DBAD7"/>
-  <w16cid:commentId w16cid:paraId="22EDF029" w16cid:durableId="2D9DBCC7"/>
-  <w16cid:commentId w16cid:paraId="3C122631" w16cid:durableId="2D9DBAE6"/>
-  <w16cid:commentId w16cid:paraId="1CD13E1A" w16cid:durableId="2D9DBD36"/>
-  <w16cid:commentId w16cid:paraId="01360E54" w16cid:durableId="2D94A83C"/>
-  <w16cid:commentId w16cid:paraId="6021497B" w16cid:durableId="2D9A083A"/>
-</w16cid:commentsIds>
 </file>
 
 <file path=word/endnotes.xml><?xml version="1.0" encoding="utf-8"?>
@@ -13252,20 +12969,6 @@
   </w:num>
   <w:numIdMacAtCleanup w:val="3"/>
 </w:numbering>
-</file>
-
-<file path=word/people.xml><?xml version="1.0" encoding="utf-8"?>
-<w15:people xmlns:wpc="http://schemas.microsoft.com/office/word/2010/wordprocessingCanvas" xmlns:cx="http://schemas.microsoft.com/office/drawing/2014/chartex" xmlns:cx1="http://schemas.microsoft.com/office/drawing/2015/9/8/chartex" xmlns:cx2="http://schemas.microsoft.com/office/drawing/2015/10/21/chartex" xmlns:cx3="http://schemas.microsoft.com/office/drawing/2016/5/9/chartex" xmlns:cx4="http://schemas.microsoft.com/office/drawing/2016/5/10/chartex" xmlns:cx5="http://schemas.microsoft.com/office/drawing/2016/5/11/chartex" xmlns:cx6="http://schemas.microsoft.com/office/drawing/2016/5/12/chartex" xmlns:cx7="http://schemas.microsoft.com/office/drawing/2016/5/13/chartex" xmlns:cx8="http://schemas.microsoft.com/office/drawing/2016/5/14/chartex" xmlns:mc="http://schemas.openxmlformats.org/markup-compatibility/2006" xmlns:aink="http://schemas.microsoft.com/office/drawing/2016/ink" xmlns:am3d="http://schemas.microsoft.com/office/drawing/2017/model3d" xmlns:o="urn:schemas-microsoft-com:office:office" xmlns:r="http://schemas.openxmlformats.org/officeDocument/2006/relationships" xmlns:m="http://schemas.openxmlformats.org/officeDocument/2006/math" xmlns:v="urn:schemas-microsoft-com:vml" xmlns:wp14="http://schemas.microsoft.com/office/word/2010/wordprocessingDrawing" xmlns:wp="http://schemas.openxmlformats.org/drawingml/2006/wordprocessingDrawing" xmlns:w10="urn:schemas-microsoft-com:office:word" xmlns:w="http://schemas.openxmlformats.org/wordprocessingml/2006/main" xmlns:w14="http://schemas.microsoft.com/office/word/2010/wordml" xmlns:w15="http://schemas.microsoft.com/office/word/2012/wordml" xmlns:w16cex="http://schemas.microsoft.com/office/word/2018/wordml/cex" xmlns:w16cid="http://schemas.microsoft.com/office/word/2016/wordml/cid" xmlns:w16="http://schemas.microsoft.com/office/word/2018/wordml" xmlns:w16sdtdh="http://schemas.microsoft.com/office/word/2020/wordml/sdtdatahash" xmlns:w16se="http://schemas.microsoft.com/office/word/2015/wordml/symex" xmlns:wpg="http://schemas.microsoft.com/office/word/2010/wordprocessingGroup" xmlns:wpi="http://schemas.microsoft.com/office/word/2010/wordprocessingInk" xmlns:wne="http://schemas.microsoft.com/office/word/2006/wordml" xmlns:wps="http://schemas.microsoft.com/office/word/2010/wordprocessingShape" mc:Ignorable="w14 w15 w16se w16cid w16 w16cex w16sdtdh wp14">
-  <w15:person w15:author="Aleksey A. Kalentev">
-    <w15:presenceInfo w15:providerId="AD" w15:userId="S-1-5-21-507921405-1993962763-1957994488-151096"/>
-  </w15:person>
-  <w15:person w15:author="Aleksey V. Desyatov">
-    <w15:presenceInfo w15:providerId="AD" w15:userId="S-1-5-21-507921405-1993962763-1957994488-137242"/>
-  </w15:person>
-  <w15:person w15:author="Учетная запись Майкрософт">
-    <w15:presenceInfo w15:providerId="Windows Live" w15:userId="3428628bc9a202fb"/>
-  </w15:person>
-</w15:people>
 </file>
 
 <file path=word/styles.xml><?xml version="1.0" encoding="utf-8"?>
